--- a/documents/dominic-sieli-resume.docx
+++ b/documents/dominic-sieli-resume.docx
@@ -4,7 +4,7 @@
   <w:body>
     <w:p>
       <w:pPr>
-        <w:pStyle w:val="705"/>
+        <w:pStyle w:val="927"/>
         <w:pageBreakBefore w:val="false"/>
         <w:pBdr>
           <w:top w:val="none" w:color="000000" w:sz="0" w:space="0"/>
@@ -32,7 +32,7 @@
     </w:p>
     <w:p>
       <w:pPr>
-        <w:pStyle w:val="706"/>
+        <w:pStyle w:val="928"/>
         <w:keepNext w:val="false"/>
         <w:keepLines w:val="false"/>
         <w:pageBreakBefore w:val="false"/>
@@ -75,16 +75,6 @@
       </w:r>
       <w:r>
         <w:rPr>
-          <w:color w:val="666666"/>
-        </w:rPr>
-      </w:r>
-      <w:r>
-        <w:rPr>
-          <w:color w:val="666666"/>
-        </w:rPr>
-      </w:r>
-      <w:r>
-        <w:rPr>
           <w:rFonts w:ascii="Proxima Nova" w:hAnsi="Proxima Nova" w:eastAsia="Proxima Nova" w:cs="Proxima Nova"/>
           <w:i w:val="0"/>
           <w:color w:val="00ab44"/>
@@ -108,13 +98,13 @@
         <w:ind/>
         <w:rPr>
           <w:rFonts w:ascii="Proxima Nova" w:hAnsi="Proxima Nova" w:eastAsia="Proxima Nova" w:cs="Proxima Nova"/>
-          <w:color w:val="666666"/>
+          <w:color w:val="000000" w:themeColor="text1"/>
         </w:rPr>
       </w:pPr>
       <w:r>
         <w:rPr>
           <w:rFonts w:ascii="Proxima Nova" w:hAnsi="Proxima Nova" w:eastAsia="Proxima Nova" w:cs="Proxima Nova"/>
-          <w:color w:val="666666"/>
+          <w:color w:val="000000" w:themeColor="text1"/>
           <w:rtl w:val="0"/>
         </w:rPr>
         <w:t xml:space="preserve">(602) 448-9528</w:t>
@@ -122,7 +112,13 @@
       <w:r>
         <w:rPr>
           <w:rFonts w:ascii="Proxima Nova" w:hAnsi="Proxima Nova" w:eastAsia="Proxima Nova" w:cs="Proxima Nova"/>
-          <w:color w:val="666666"/>
+          <w:color w:val="000000" w:themeColor="text1"/>
+        </w:rPr>
+      </w:r>
+      <w:r>
+        <w:rPr>
+          <w:rFonts w:ascii="Proxima Nova" w:hAnsi="Proxima Nova" w:eastAsia="Proxima Nova" w:cs="Proxima Nova"/>
+          <w:color w:val="000000" w:themeColor="text1"/>
         </w:rPr>
       </w:r>
     </w:p>
@@ -141,13 +137,21 @@
         <w:ind/>
         <w:rPr>
           <w:rFonts w:ascii="Proxima Nova" w:hAnsi="Proxima Nova" w:eastAsia="Proxima Nova" w:cs="Proxima Nova"/>
-          <w:color w:val="666666"/>
+          <w:color w:val="000000" w:themeColor="text1"/>
+          <w:highlight w:val="none"/>
         </w:rPr>
       </w:pPr>
       <w:r>
         <w:rPr>
           <w:rFonts w:ascii="Proxima Nova" w:hAnsi="Proxima Nova" w:eastAsia="Proxima Nova" w:cs="Proxima Nova"/>
-          <w:color w:val="666666"/>
+          <w:color w:val="000000" w:themeColor="text1"/>
+          <w:rtl w:val="0"/>
+        </w:rPr>
+      </w:r>
+      <w:r>
+        <w:rPr>
+          <w:rFonts w:ascii="Proxima Nova" w:hAnsi="Proxima Nova" w:eastAsia="Proxima Nova" w:cs="Proxima Nova"/>
+          <w:color w:val="000000" w:themeColor="text1"/>
           <w:rtl w:val="0"/>
         </w:rPr>
         <w:t xml:space="preserve">dominicsieli@gmail.com</w:t>
@@ -155,13 +159,67 @@
       <w:r>
         <w:rPr>
           <w:rFonts w:ascii="Proxima Nova" w:hAnsi="Proxima Nova" w:eastAsia="Proxima Nova" w:cs="Proxima Nova"/>
-          <w:color w:val="666666"/>
+          <w:color w:val="000000" w:themeColor="text1"/>
+        </w:rPr>
+      </w:r>
+      <w:r>
+        <w:rPr>
+          <w:rFonts w:ascii="Proxima Nova" w:hAnsi="Proxima Nova" w:eastAsia="Proxima Nova" w:cs="Proxima Nova"/>
+          <w:color w:val="000000" w:themeColor="text1"/>
         </w:rPr>
       </w:r>
     </w:p>
     <w:p>
       <w:pPr>
-        <w:pStyle w:val="699"/>
+        <w:pageBreakBefore w:val="false"/>
+        <w:pBdr>
+          <w:top w:val="none" w:color="000000" w:sz="0" w:space="0"/>
+          <w:left w:val="none" w:color="000000" w:sz="0" w:space="0"/>
+          <w:bottom w:val="none" w:color="000000" w:sz="0" w:space="0"/>
+          <w:right w:val="none" w:color="000000" w:sz="0" w:space="0"/>
+          <w:between w:val="none" w:color="000000" w:sz="0" w:space="0"/>
+        </w:pBdr>
+        <w:shd w:val="clear" w:color="auto" w:fill="auto"/>
+        <w:spacing w:before="0" w:line="240" w:lineRule="auto"/>
+        <w:ind/>
+        <w:rPr>
+          <w:rFonts w:ascii="Proxima Nova" w:hAnsi="Proxima Nova" w:eastAsia="Proxima Nova" w:cs="Proxima Nova"/>
+          <w:color w:val="000000" w:themeColor="text1"/>
+        </w:rPr>
+      </w:pPr>
+      <w:r>
+        <w:rPr>
+          <w:rFonts w:ascii="Proxima Nova" w:hAnsi="Proxima Nova" w:eastAsia="Proxima Nova" w:cs="Proxima Nova"/>
+          <w:color w:val="000000" w:themeColor="text1"/>
+          <w:highlight w:val="none"/>
+        </w:rPr>
+      </w:r>
+      <w:r>
+        <w:rPr>
+          <w:rFonts w:ascii="Proxima Nova" w:hAnsi="Proxima Nova" w:eastAsia="Proxima Nova" w:cs="Proxima Nova"/>
+          <w:color w:val="000000" w:themeColor="text1"/>
+          <w:highlight w:val="none"/>
+        </w:rPr>
+        <w:t xml:space="preserve">https://dominicsieli.github.io/resume</w:t>
+      </w:r>
+      <w:r>
+        <w:rPr>
+          <w:rFonts w:ascii="Proxima Nova" w:hAnsi="Proxima Nova" w:eastAsia="Proxima Nova" w:cs="Proxima Nova"/>
+          <w:color w:val="000000" w:themeColor="text1"/>
+          <w:highlight w:val="none"/>
+        </w:rPr>
+      </w:r>
+      <w:r>
+        <w:rPr>
+          <w:rFonts w:ascii="Proxima Nova" w:hAnsi="Proxima Nova" w:eastAsia="Proxima Nova" w:cs="Proxima Nova"/>
+          <w:color w:val="000000" w:themeColor="text1"/>
+          <w:highlight w:val="none"/>
+        </w:rPr>
+      </w:r>
+    </w:p>
+    <w:p>
+      <w:pPr>
+        <w:pStyle w:val="921"/>
         <w:pageBreakBefore w:val="false"/>
         <w:pBdr>
           <w:top w:val="none" w:color="000000" w:sz="0" w:space="0"/>
@@ -215,14 +273,32 @@
           <w:szCs w:val="24"/>
           <w:rtl w:val="0"/>
         </w:rPr>
-        <w:t xml:space="preserve">Languages</w:t>
+        <w:t xml:space="preserve">Language</w:t>
+      </w:r>
+      <w:r>
+        <w:rPr>
+          <w:b/>
+          <w:bCs/>
+          <w:color w:val="000000" w:themeColor="text1"/>
+          <w:sz w:val="24"/>
+          <w:szCs w:val="24"/>
+          <w:rtl w:val="0"/>
+          <w:lang w:val="en-US"/>
+        </w:rPr>
+        <w:t xml:space="preserve">s</w:t>
       </w:r>
       <w:r>
         <w:rPr>
           <w:b/>
           <w:bCs/>
           <w:color w:val="00ab44"/>
-          <w:highlight w:val="none"/>
+        </w:rPr>
+      </w:r>
+      <w:r>
+        <w:rPr>
+          <w:b/>
+          <w:bCs/>
+          <w:color w:val="00ab44"/>
         </w:rPr>
       </w:r>
     </w:p>
@@ -252,15 +328,42 @@
         <w:rPr>
           <w:highlight w:val="none"/>
           <w:rtl w:val="0"/>
+          <w:lang w:val="en-US"/>
         </w:rPr>
-        <w:t xml:space="preserve">C, C++, C#, Java, JavaScript, TypeScript, HTML, CSS, SQL</w:t>
+        <w:t xml:space="preserve">Go, </w:t>
+      </w:r>
+      <w:r>
+        <w:rPr>
+          <w:highlight w:val="none"/>
+          <w:rtl w:val="0"/>
+        </w:rPr>
+        <w:t xml:space="preserve">C, C++, C#</w:t>
+      </w:r>
+      <w:r>
+        <w:rPr>
+          <w:highlight w:val="none"/>
+          <w:rtl w:val="0"/>
+          <w:lang w:val="en-US"/>
+        </w:rPr>
+        <w:t xml:space="preserve">,</w:t>
+      </w:r>
+      <w:r>
+        <w:rPr>
+          <w:highlight w:val="none"/>
+          <w:rtl w:val="0"/>
+        </w:rPr>
+        <w:t xml:space="preserve"> Java, JavaScript, TypeScript, HTML, CSS, SQL</w:t>
       </w:r>
       <w:r>
         <w:rPr>
           <w:highlight w:val="none"/>
         </w:rPr>
       </w:r>
-      <w:r/>
+      <w:r>
+        <w:rPr>
+          <w:highlight w:val="none"/>
+        </w:rPr>
+      </w:r>
     </w:p>
     <w:p>
       <w:pPr>
@@ -288,7 +391,24 @@
           <w:szCs w:val="24"/>
           <w:highlight w:val="none"/>
         </w:rPr>
-        <w:t xml:space="preserve">Technologies</w:t>
+        <w:t xml:space="preserve">Technolog</w:t>
+      </w:r>
+      <w:r>
+        <w:rPr>
+          <w:b/>
+          <w:bCs/>
+          <w:color w:val="000000" w:themeColor="text1"/>
+          <w:sz w:val="24"/>
+          <w:szCs w:val="24"/>
+          <w:highlight w:val="none"/>
+          <w:lang w:val="en-US"/>
+        </w:rPr>
+        <w:t xml:space="preserve">ies</w:t>
+      </w:r>
+      <w:r>
+        <w:rPr>
+          <w:highlight w:val="none"/>
+        </w:rPr>
       </w:r>
       <w:r>
         <w:rPr>
@@ -321,8 +441,66 @@
       <w:r>
         <w:rPr>
           <w:highlight w:val="none"/>
+          <w:lang w:val="en-US"/>
         </w:rPr>
-        <w:t xml:space="preserve">Unity, SDL2, NodeJS, ExpressJS, Spring, Angular</w:t>
+        <w:t xml:space="preserve">Git</w:t>
+      </w:r>
+      <w:r>
+        <w:rPr>
+          <w:highlight w:val="none"/>
+        </w:rPr>
+        <w:t xml:space="preserve">,</w:t>
+      </w:r>
+      <w:r>
+        <w:rPr>
+          <w:highlight w:val="none"/>
+          <w:lang w:val="en-US"/>
+        </w:rPr>
+        <w:t xml:space="preserve"> Docker,</w:t>
+      </w:r>
+      <w:r>
+        <w:rPr>
+          <w:highlight w:val="none"/>
+        </w:rPr>
+        <w:t xml:space="preserve"> NodeJS, ExpressJS, Spring, Angular</w:t>
+      </w:r>
+      <w:r>
+        <w:rPr>
+          <w:highlight w:val="none"/>
+          <w:lang w:val="en-US"/>
+        </w:rPr>
+        <w:t xml:space="preserve">, MongoDB, PostgreSQL</w:t>
+      </w:r>
+      <w:r>
+        <w:rPr>
+          <w:highlight w:val="none"/>
+          <w:lang w:val="en-US"/>
+        </w:rPr>
+        <w:t xml:space="preserve">, </w:t>
+      </w:r>
+      <w:r>
+        <w:rPr>
+          <w:highlight w:val="none"/>
+        </w:rPr>
+        <w:t xml:space="preserve">Unity</w:t>
+      </w:r>
+      <w:r>
+        <w:rPr>
+          <w:highlight w:val="none"/>
+          <w:lang w:val="en-US"/>
+        </w:rPr>
+        <w:t xml:space="preserve"> Game Engine</w:t>
+      </w:r>
+      <w:r>
+        <w:rPr>
+          <w:highlight w:val="none"/>
+        </w:rPr>
+        <w:t xml:space="preserve">, SDL2</w:t>
+      </w:r>
+      <w:r>
+        <w:rPr>
+          <w:highlight w:val="none"/>
+        </w:rPr>
       </w:r>
       <w:r>
         <w:rPr>
@@ -332,7 +510,7 @@
     </w:p>
     <w:p>
       <w:pPr>
-        <w:pStyle w:val="699"/>
+        <w:pStyle w:val="921"/>
         <w:keepNext w:val="false"/>
         <w:keepLines w:val="false"/>
         <w:pageBreakBefore w:val="false"/>
@@ -358,6 +536,18 @@
       <w:bookmarkStart w:id="3" w:name="_5sh58lh512k2"/>
       <w:r/>
       <w:bookmarkEnd w:id="3"/>
+      <w:r>
+        <w:rPr>
+          <w:rFonts w:ascii="Proxima Nova" w:hAnsi="Proxima Nova" w:eastAsia="Proxima Nova" w:cs="Proxima Nova"/>
+          <w:b/>
+          <w:color w:val="00ab44"/>
+          <w:sz w:val="28"/>
+          <w:szCs w:val="28"/>
+          <w:rtl w:val="0"/>
+          <w:lang w:val="en-US"/>
+        </w:rPr>
+        <w:t xml:space="preserve">WORK </w:t>
+      </w:r>
       <w:r>
         <w:rPr>
           <w:rFonts w:ascii="Proxima Nova" w:hAnsi="Proxima Nova" w:eastAsia="Proxima Nova" w:cs="Proxima Nova"/>
@@ -371,7 +561,11 @@
       </w:r>
       <w:r>
         <w:rPr>
-          <w:rtl w:val="0"/>
+          <w:rFonts w:ascii="Proxima Nova" w:hAnsi="Proxima Nova" w:eastAsia="Proxima Nova" w:cs="Proxima Nova"/>
+          <w:b/>
+          <w:color w:val="53bb84"/>
+          <w:sz w:val="28"/>
+          <w:szCs w:val="28"/>
         </w:rPr>
       </w:r>
       <w:r>
@@ -386,7 +580,7 @@
     </w:p>
     <w:p>
       <w:pPr>
-        <w:pStyle w:val="700"/>
+        <w:pStyle w:val="922"/>
         <w:keepNext w:val="false"/>
         <w:keepLines w:val="false"/>
         <w:pageBreakBefore w:val="false"/>
@@ -445,6 +639,16 @@
           <w:szCs w:val="24"/>
         </w:rPr>
       </w:r>
+      <w:r>
+        <w:rPr>
+          <w:rFonts w:ascii="Proxima Nova" w:hAnsi="Proxima Nova" w:eastAsia="Proxima Nova" w:cs="Proxima Nova"/>
+          <w:b w:val="0"/>
+          <w:i/>
+          <w:color w:val="666666"/>
+          <w:sz w:val="24"/>
+          <w:szCs w:val="24"/>
+        </w:rPr>
+      </w:r>
     </w:p>
     <w:p>
       <w:pPr>
@@ -475,6 +679,14 @@
           <w:rtl w:val="0"/>
         </w:rPr>
         <w:t xml:space="preserve">01/2022 - 03/2023</w:t>
+      </w:r>
+      <w:r>
+        <w:rPr>
+          <w:rFonts w:ascii="Proxima Nova" w:hAnsi="Proxima Nova" w:eastAsia="Proxima Nova" w:cs="Proxima Nova"/>
+          <w:color w:val="666666"/>
+          <w:sz w:val="20"/>
+          <w:szCs w:val="20"/>
+        </w:rPr>
       </w:r>
       <w:r>
         <w:rPr>
@@ -527,6 +739,11 @@
           <w:rFonts w:ascii="Proxima Nova" w:hAnsi="Proxima Nova" w:eastAsia="Proxima Nova" w:cs="Proxima Nova"/>
         </w:rPr>
       </w:r>
+      <w:r>
+        <w:rPr>
+          <w:rFonts w:ascii="Proxima Nova" w:hAnsi="Proxima Nova" w:eastAsia="Proxima Nova" w:cs="Proxima Nova"/>
+        </w:rPr>
+      </w:r>
     </w:p>
     <w:p>
       <w:pPr>
@@ -556,12 +773,24 @@
         </w:rPr>
       </w:r>
       <w:r>
-        <w:t xml:space="preserve">Contributed to the development of web clients using Angular</w:t>
+        <w:t xml:space="preserve">Contributed to the development of web clients using</w:t>
+      </w:r>
+      <w:r>
+        <w:rPr>
+          <w:lang w:val="en-US"/>
+        </w:rPr>
+        <w:t xml:space="preserve"> </w:t>
+      </w:r>
+      <w:r>
+        <w:rPr>
+          <w:highlight w:val="none"/>
+          <w:rtl w:val="0"/>
+        </w:rPr>
+        <w:t xml:space="preserve">TypeScript</w:t>
       </w:r>
       <w:r>
         <w:rPr>
           <w:rFonts w:ascii="Proxima Nova" w:hAnsi="Proxima Nova" w:eastAsia="Proxima Nova" w:cs="Proxima Nova"/>
-          <w:rtl w:val="0"/>
         </w:rPr>
       </w:r>
       <w:r>
@@ -572,7 +801,7 @@
     </w:p>
     <w:p>
       <w:pPr>
-        <w:pStyle w:val="700"/>
+        <w:pStyle w:val="922"/>
         <w:keepNext w:val="false"/>
         <w:keepLines w:val="false"/>
         <w:pageBreakBefore w:val="false"/>
@@ -631,6 +860,16 @@
           <w:szCs w:val="24"/>
         </w:rPr>
       </w:r>
+      <w:r>
+        <w:rPr>
+          <w:rFonts w:ascii="Proxima Nova" w:hAnsi="Proxima Nova" w:eastAsia="Proxima Nova" w:cs="Proxima Nova"/>
+          <w:b w:val="0"/>
+          <w:i/>
+          <w:color w:val="666666"/>
+          <w:sz w:val="24"/>
+          <w:szCs w:val="24"/>
+        </w:rPr>
+      </w:r>
     </w:p>
     <w:p>
       <w:pPr>
@@ -661,6 +900,14 @@
           <w:rtl w:val="0"/>
         </w:rPr>
         <w:t xml:space="preserve">12/2013 - 04/2021</w:t>
+      </w:r>
+      <w:r>
+        <w:rPr>
+          <w:rFonts w:ascii="Proxima Nova" w:hAnsi="Proxima Nova" w:eastAsia="Proxima Nova" w:cs="Proxima Nova"/>
+          <w:color w:val="666666"/>
+          <w:sz w:val="20"/>
+          <w:szCs w:val="20"/>
+        </w:rPr>
       </w:r>
       <w:r>
         <w:rPr>
@@ -713,6 +960,11 @@
           <w:rFonts w:ascii="Proxima Nova" w:hAnsi="Proxima Nova" w:eastAsia="Proxima Nova" w:cs="Proxima Nova"/>
         </w:rPr>
       </w:r>
+      <w:r>
+        <w:rPr>
+          <w:rFonts w:ascii="Proxima Nova" w:hAnsi="Proxima Nova" w:eastAsia="Proxima Nova" w:cs="Proxima Nova"/>
+        </w:rPr>
+      </w:r>
     </w:p>
     <w:p>
       <w:pPr>
@@ -747,10 +999,15 @@
           <w:rFonts w:ascii="Proxima Nova" w:hAnsi="Proxima Nova" w:eastAsia="Proxima Nova" w:cs="Proxima Nova"/>
         </w:rPr>
       </w:r>
+      <w:r>
+        <w:rPr>
+          <w:rFonts w:ascii="Proxima Nova" w:hAnsi="Proxima Nova" w:eastAsia="Proxima Nova" w:cs="Proxima Nova"/>
+        </w:rPr>
+      </w:r>
     </w:p>
     <w:p>
       <w:pPr>
-        <w:pStyle w:val="700"/>
+        <w:pStyle w:val="922"/>
         <w:keepNext w:val="false"/>
         <w:keepLines w:val="false"/>
         <w:pageBreakBefore w:val="false"/>
@@ -809,6 +1066,16 @@
           <w:szCs w:val="24"/>
         </w:rPr>
       </w:r>
+      <w:r>
+        <w:rPr>
+          <w:rFonts w:ascii="Proxima Nova" w:hAnsi="Proxima Nova" w:eastAsia="Proxima Nova" w:cs="Proxima Nova"/>
+          <w:b w:val="0"/>
+          <w:i/>
+          <w:color w:val="666666"/>
+          <w:sz w:val="24"/>
+          <w:szCs w:val="24"/>
+        </w:rPr>
+      </w:r>
     </w:p>
     <w:p>
       <w:pPr>
@@ -839,6 +1106,14 @@
           <w:rtl w:val="0"/>
         </w:rPr>
         <w:t xml:space="preserve">08/2009 - 06/2010</w:t>
+      </w:r>
+      <w:r>
+        <w:rPr>
+          <w:rFonts w:ascii="Proxima Nova" w:hAnsi="Proxima Nova" w:eastAsia="Proxima Nova" w:cs="Proxima Nova"/>
+          <w:color w:val="666666"/>
+          <w:sz w:val="20"/>
+          <w:szCs w:val="20"/>
+        </w:rPr>
       </w:r>
       <w:r>
         <w:rPr>
@@ -891,6 +1166,11 @@
           <w:rFonts w:ascii="Proxima Nova" w:hAnsi="Proxima Nova" w:eastAsia="Proxima Nova" w:cs="Proxima Nova"/>
         </w:rPr>
       </w:r>
+      <w:r>
+        <w:rPr>
+          <w:rFonts w:ascii="Proxima Nova" w:hAnsi="Proxima Nova" w:eastAsia="Proxima Nova" w:cs="Proxima Nova"/>
+        </w:rPr>
+      </w:r>
     </w:p>
     <w:p>
       <w:pPr>
@@ -934,10 +1214,15 @@
           <w:rFonts w:ascii="Proxima Nova" w:hAnsi="Proxima Nova" w:eastAsia="Proxima Nova" w:cs="Proxima Nova"/>
         </w:rPr>
       </w:r>
+      <w:r>
+        <w:rPr>
+          <w:rFonts w:ascii="Proxima Nova" w:hAnsi="Proxima Nova" w:eastAsia="Proxima Nova" w:cs="Proxima Nova"/>
+        </w:rPr>
+      </w:r>
     </w:p>
     <w:p>
       <w:pPr>
-        <w:pStyle w:val="699"/>
+        <w:pStyle w:val="921"/>
         <w:keepNext w:val="false"/>
         <w:keepLines w:val="false"/>
         <w:pageBreakBefore w:val="false"/>
@@ -983,10 +1268,19 @@
           <w:szCs w:val="28"/>
         </w:rPr>
       </w:r>
+      <w:r>
+        <w:rPr>
+          <w:rFonts w:ascii="Proxima Nova" w:hAnsi="Proxima Nova" w:eastAsia="Proxima Nova" w:cs="Proxima Nova"/>
+          <w:b/>
+          <w:color w:val="00ab44"/>
+          <w:sz w:val="28"/>
+          <w:szCs w:val="28"/>
+        </w:rPr>
+      </w:r>
     </w:p>
     <w:p>
       <w:pPr>
-        <w:pStyle w:val="700"/>
+        <w:pStyle w:val="922"/>
         <w:keepNext w:val="false"/>
         <w:keepLines w:val="false"/>
         <w:pageBreakBefore w:val="false"/>
@@ -1045,6 +1339,16 @@
           <w:szCs w:val="24"/>
         </w:rPr>
       </w:r>
+      <w:r>
+        <w:rPr>
+          <w:rFonts w:ascii="Proxima Nova" w:hAnsi="Proxima Nova" w:eastAsia="Proxima Nova" w:cs="Proxima Nova"/>
+          <w:b w:val="0"/>
+          <w:i/>
+          <w:color w:val="666666"/>
+          <w:sz w:val="24"/>
+          <w:szCs w:val="24"/>
+        </w:rPr>
+      </w:r>
     </w:p>
     <w:p>
       <w:pPr>
@@ -1084,6 +1388,14 @@
           <w:szCs w:val="20"/>
         </w:rPr>
       </w:r>
+      <w:r>
+        <w:rPr>
+          <w:rFonts w:ascii="Proxima Nova" w:hAnsi="Proxima Nova" w:eastAsia="Proxima Nova" w:cs="Proxima Nova"/>
+          <w:color w:val="666666"/>
+          <w:sz w:val="20"/>
+          <w:szCs w:val="20"/>
+        </w:rPr>
+      </w:r>
     </w:p>
     <w:p>
       <w:pPr>
@@ -1115,6 +1427,7 @@
       <w:r>
         <w:rPr>
           <w:rFonts w:ascii="Proxima Nova" w:hAnsi="Proxima Nova" w:eastAsia="Proxima Nova" w:cs="Proxima Nova"/>
+          <w:highlight w:val="none"/>
         </w:rPr>
       </w:r>
       <w:r>
@@ -1126,7 +1439,7 @@
     </w:p>
     <w:p>
       <w:pPr>
-        <w:pStyle w:val="700"/>
+        <w:pStyle w:val="922"/>
         <w:keepNext w:val="false"/>
         <w:keepLines w:val="false"/>
         <w:pageBreakBefore w:val="false"/>
@@ -1149,7 +1462,6 @@
           <w:szCs w:val="24"/>
         </w:rPr>
       </w:pPr>
-      <w:r/>
       <w:r>
         <w:rPr>
           <w:rFonts w:ascii="Proxima Nova" w:hAnsi="Proxima Nova" w:eastAsia="Proxima Nova" w:cs="Proxima Nova"/>
@@ -1169,7 +1481,6 @@
         </w:rPr>
         <w:t xml:space="preserve">ITT Technical Institute, Tempe AZ</w:t>
       </w:r>
-      <w:r/>
       <w:r>
         <w:rPr>
           <w:rFonts w:ascii="Proxima Nova" w:hAnsi="Proxima Nova" w:eastAsia="Proxima Nova" w:cs="Proxima Nova"/>
@@ -1289,7 +1600,6 @@
       <w:r>
         <w:rPr>
           <w:rFonts w:ascii="Proxima Nova" w:hAnsi="Proxima Nova" w:eastAsia="Proxima Nova" w:cs="Proxima Nova"/>
-          <w:rtl w:val="0"/>
         </w:rPr>
       </w:r>
       <w:r>
@@ -1322,7 +1632,6 @@
         <w:ind/>
         <w:rPr/>
       </w:pPr>
-      <w:r/>
       <w:r>
         <w:separator/>
       </w:r>
@@ -1337,7 +1646,6 @@
         <w:ind/>
         <w:rPr/>
       </w:pPr>
-      <w:r/>
       <w:r>
         <w:continuationSeparator/>
       </w:r>
@@ -1357,7 +1665,6 @@
         <w:ind/>
         <w:rPr/>
       </w:pPr>
-      <w:r/>
       <w:r>
         <w:separator/>
       </w:r>
@@ -1372,7 +1679,6 @@
         <w:ind/>
         <w:rPr/>
       </w:pPr>
-      <w:r/>
       <w:r>
         <w:continuationSeparator/>
       </w:r>
@@ -1404,6 +1710,11 @@
     <w:r>
       <w:rPr>
         <w:rtl w:val="0"/>
+      </w:rPr>
+    </w:r>
+    <w:r>
+      <w:rPr>
+        <w:rFonts w:ascii="Proxima Nova" w:hAnsi="Proxima Nova" w:eastAsia="Proxima Nova" w:cs="Proxima Nova"/>
       </w:rPr>
     </w:r>
     <w:r>
@@ -1490,7 +1801,7 @@
               <o:lock v:ext="edit" aspectratio="t"/>
             </v:shapetype>
             <v:shape id="_x0000_i0" o:spid="_x0000_s0" type="#_x0000_t75" style="width:468.00pt;height:5.00pt;mso-wrap-distance-left:0.00pt;mso-wrap-distance-top:0.00pt;mso-wrap-distance-right:0.00pt;mso-wrap-distance-bottom:0.00pt;z-index:1;">
-              <v:imagedata r:id="rId1" o:title=""/>
+              <v:imagedata r:id="rId1" o:title="" croptop="0f" cropleft="0f" cropbottom="0f" cropright="0f"/>
               <o:lock v:ext="edit" rotation="t"/>
             </v:shape>
           </w:pict>
@@ -2266,7 +2577,7 @@
     <w:lsdException w:name="Bibliography" w:uiPriority="37"/>
     <w:lsdException w:name="TOC Heading" w:uiPriority="39" w:qFormat="1"/>
   </w:latentStyles>
-  <w:style w:type="table" w:styleId="10" w:default="1">
+  <w:style w:type="table" w:styleId="739" w:default="1">
     <w:name w:val="Normal Table"/>
     <w:uiPriority w:val="99"/>
     <w:semiHidden/>
@@ -2459,9 +2770,9 @@
       </w:tcPr>
     </w:tblStylePr>
   </w:style>
-  <w:style w:type="table" w:styleId="11">
+  <w:style w:type="table" w:styleId="740">
     <w:name w:val="Table Grid"/>
-    <w:basedOn w:val="10"/>
+    <w:basedOn w:val="739"/>
     <w:uiPriority w:val="59"/>
     <w:pPr>
       <w:pBdr/>
@@ -2658,9 +2969,9 @@
       </w:tcPr>
     </w:tblStylePr>
   </w:style>
-  <w:style w:type="table" w:styleId="12">
+  <w:style w:type="table" w:styleId="741">
     <w:name w:val="Table Grid Light"/>
-    <w:basedOn w:val="10"/>
+    <w:basedOn w:val="739"/>
     <w:uiPriority w:val="59"/>
     <w:pPr>
       <w:pBdr/>
@@ -2857,9 +3168,9 @@
       </w:tcPr>
     </w:tblStylePr>
   </w:style>
-  <w:style w:type="table" w:styleId="13">
+  <w:style w:type="table" w:styleId="742">
     <w:name w:val="Plain Table 1"/>
-    <w:basedOn w:val="10"/>
+    <w:basedOn w:val="739"/>
     <w:uiPriority w:val="59"/>
     <w:pPr>
       <w:pBdr/>
@@ -3082,9 +3393,9 @@
       </w:tcPr>
     </w:tblStylePr>
   </w:style>
-  <w:style w:type="table" w:styleId="14">
+  <w:style w:type="table" w:styleId="743">
     <w:name w:val="Plain Table 2"/>
-    <w:basedOn w:val="10"/>
+    <w:basedOn w:val="739"/>
     <w:uiPriority w:val="59"/>
     <w:pPr>
       <w:pBdr/>
@@ -3315,9 +3626,9 @@
       </w:tcPr>
     </w:tblStylePr>
   </w:style>
-  <w:style w:type="table" w:styleId="15">
+  <w:style w:type="table" w:styleId="744">
     <w:name w:val="Plain Table 3"/>
-    <w:basedOn w:val="10"/>
+    <w:basedOn w:val="739"/>
     <w:uiPriority w:val="99"/>
     <w:pPr>
       <w:pBdr/>
@@ -3545,9 +3856,9 @@
       </w:tcPr>
     </w:tblStylePr>
   </w:style>
-  <w:style w:type="table" w:styleId="16">
+  <w:style w:type="table" w:styleId="745">
     <w:name w:val="Plain Table 4"/>
-    <w:basedOn w:val="10"/>
+    <w:basedOn w:val="739"/>
     <w:uiPriority w:val="99"/>
     <w:pPr>
       <w:pBdr/>
@@ -3761,9 +4072,9 @@
       </w:tcPr>
     </w:tblStylePr>
   </w:style>
-  <w:style w:type="table" w:styleId="17">
+  <w:style w:type="table" w:styleId="746">
     <w:name w:val="Plain Table 5"/>
-    <w:basedOn w:val="10"/>
+    <w:basedOn w:val="739"/>
     <w:uiPriority w:val="99"/>
     <w:pPr>
       <w:pBdr/>
@@ -3994,9 +4305,9 @@
       </w:tcPr>
     </w:tblStylePr>
   </w:style>
-  <w:style w:type="table" w:styleId="18">
+  <w:style w:type="table" w:styleId="747">
     <w:name w:val="Grid Table 1 Light"/>
-    <w:basedOn w:val="10"/>
+    <w:basedOn w:val="739"/>
     <w:uiPriority w:val="99"/>
     <w:pPr>
       <w:pBdr/>
@@ -4217,9 +4528,9 @@
       </w:tcPr>
     </w:tblStylePr>
   </w:style>
-  <w:style w:type="table" w:styleId="19">
+  <w:style w:type="table" w:styleId="748">
     <w:name w:val="Grid Table 1 Light - Accent 1"/>
-    <w:basedOn w:val="10"/>
+    <w:basedOn w:val="739"/>
     <w:uiPriority w:val="99"/>
     <w:pPr>
       <w:pBdr/>
@@ -4440,9 +4751,9 @@
       </w:tcPr>
     </w:tblStylePr>
   </w:style>
-  <w:style w:type="table" w:styleId="20">
+  <w:style w:type="table" w:styleId="749">
     <w:name w:val="Grid Table 1 Light - Accent 2"/>
-    <w:basedOn w:val="10"/>
+    <w:basedOn w:val="739"/>
     <w:uiPriority w:val="99"/>
     <w:pPr>
       <w:pBdr/>
@@ -4663,9 +4974,9 @@
       </w:tcPr>
     </w:tblStylePr>
   </w:style>
-  <w:style w:type="table" w:styleId="21">
+  <w:style w:type="table" w:styleId="750">
     <w:name w:val="Grid Table 1 Light - Accent 3"/>
-    <w:basedOn w:val="10"/>
+    <w:basedOn w:val="739"/>
     <w:uiPriority w:val="99"/>
     <w:pPr>
       <w:pBdr/>
@@ -4886,9 +5197,9 @@
       </w:tcPr>
     </w:tblStylePr>
   </w:style>
-  <w:style w:type="table" w:styleId="22">
+  <w:style w:type="table" w:styleId="751">
     <w:name w:val="Grid Table 1 Light - Accent 4"/>
-    <w:basedOn w:val="10"/>
+    <w:basedOn w:val="739"/>
     <w:uiPriority w:val="99"/>
     <w:pPr>
       <w:pBdr/>
@@ -5109,9 +5420,9 @@
       </w:tcPr>
     </w:tblStylePr>
   </w:style>
-  <w:style w:type="table" w:styleId="23">
+  <w:style w:type="table" w:styleId="752">
     <w:name w:val="Grid Table 1 Light - Accent 5"/>
-    <w:basedOn w:val="10"/>
+    <w:basedOn w:val="739"/>
     <w:uiPriority w:val="99"/>
     <w:pPr>
       <w:pBdr/>
@@ -5332,9 +5643,9 @@
       </w:tcPr>
     </w:tblStylePr>
   </w:style>
-  <w:style w:type="table" w:styleId="24">
+  <w:style w:type="table" w:styleId="753">
     <w:name w:val="Grid Table 1 Light - Accent 6"/>
-    <w:basedOn w:val="10"/>
+    <w:basedOn w:val="739"/>
     <w:uiPriority w:val="99"/>
     <w:pPr>
       <w:pBdr/>
@@ -5555,9 +5866,9 @@
       </w:tcPr>
     </w:tblStylePr>
   </w:style>
-  <w:style w:type="table" w:styleId="25">
+  <w:style w:type="table" w:styleId="754">
     <w:name w:val="Grid Table 2"/>
-    <w:basedOn w:val="10"/>
+    <w:basedOn w:val="739"/>
     <w:uiPriority w:val="99"/>
     <w:pPr>
       <w:pBdr/>
@@ -5787,9 +6098,9 @@
       </w:tcPr>
     </w:tblStylePr>
   </w:style>
-  <w:style w:type="table" w:styleId="26">
+  <w:style w:type="table" w:styleId="755">
     <w:name w:val="Grid Table 2 - Accent 1"/>
-    <w:basedOn w:val="10"/>
+    <w:basedOn w:val="739"/>
     <w:uiPriority w:val="99"/>
     <w:pPr>
       <w:pBdr/>
@@ -6019,9 +6330,9 @@
       </w:tcPr>
     </w:tblStylePr>
   </w:style>
-  <w:style w:type="table" w:styleId="27">
+  <w:style w:type="table" w:styleId="756">
     <w:name w:val="Grid Table 2 - Accent 2"/>
-    <w:basedOn w:val="10"/>
+    <w:basedOn w:val="739"/>
     <w:uiPriority w:val="99"/>
     <w:pPr>
       <w:pBdr/>
@@ -6251,9 +6562,9 @@
       </w:tcPr>
     </w:tblStylePr>
   </w:style>
-  <w:style w:type="table" w:styleId="28">
+  <w:style w:type="table" w:styleId="757">
     <w:name w:val="Grid Table 2 - Accent 3"/>
-    <w:basedOn w:val="10"/>
+    <w:basedOn w:val="739"/>
     <w:uiPriority w:val="99"/>
     <w:pPr>
       <w:pBdr/>
@@ -6483,9 +6794,9 @@
       </w:tcPr>
     </w:tblStylePr>
   </w:style>
-  <w:style w:type="table" w:styleId="29">
+  <w:style w:type="table" w:styleId="758">
     <w:name w:val="Grid Table 2 - Accent 4"/>
-    <w:basedOn w:val="10"/>
+    <w:basedOn w:val="739"/>
     <w:uiPriority w:val="99"/>
     <w:pPr>
       <w:pBdr/>
@@ -6715,9 +7026,9 @@
       </w:tcPr>
     </w:tblStylePr>
   </w:style>
-  <w:style w:type="table" w:styleId="30">
+  <w:style w:type="table" w:styleId="759">
     <w:name w:val="Grid Table 2 - Accent 5"/>
-    <w:basedOn w:val="10"/>
+    <w:basedOn w:val="739"/>
     <w:uiPriority w:val="99"/>
     <w:pPr>
       <w:pBdr/>
@@ -6947,9 +7258,9 @@
       </w:tcPr>
     </w:tblStylePr>
   </w:style>
-  <w:style w:type="table" w:styleId="31">
+  <w:style w:type="table" w:styleId="760">
     <w:name w:val="Grid Table 2 - Accent 6"/>
-    <w:basedOn w:val="10"/>
+    <w:basedOn w:val="739"/>
     <w:uiPriority w:val="99"/>
     <w:pPr>
       <w:pBdr/>
@@ -7179,9 +7490,9 @@
       </w:tcPr>
     </w:tblStylePr>
   </w:style>
-  <w:style w:type="table" w:styleId="32">
+  <w:style w:type="table" w:styleId="761">
     <w:name w:val="Grid Table 3"/>
-    <w:basedOn w:val="10"/>
+    <w:basedOn w:val="739"/>
     <w:uiPriority w:val="99"/>
     <w:pPr>
       <w:pBdr/>
@@ -7280,29 +7591,6 @@
         <w:tblBorders/>
       </w:tblPr>
       <w:tcPr>
-        <w:shd w:color="ffffff"/>
-        <w:tcBorders>
-          <w:top w:val="none" w:color="000000" w:sz="4" w:space="0"/>
-          <w:left w:val="none" w:color="000000" w:sz="4" w:space="0"/>
-          <w:bottom w:val="none" w:color="000000" w:sz="4" w:space="0"/>
-          <w:right w:val="none" w:color="000000" w:sz="4" w:space="0"/>
-        </w:tcBorders>
-      </w:tcPr>
-    </w:tblStylePr>
-    <w:tblStylePr w:type="firstRow">
-      <w:rPr>
-        <w:b/>
-        <w:color w:val="404040"/>
-      </w:rPr>
-      <w:pPr>
-        <w:pBdr/>
-        <w:spacing/>
-        <w:ind/>
-      </w:pPr>
-      <w:tblPr>
-        <w:tblBorders/>
-      </w:tblPr>
-      <w:tcPr>
         <w:shd w:val="clear" w:color="ffffff"/>
         <w:tcBorders>
           <w:top w:val="none" w:color="000000" w:sz="4" w:space="0"/>
@@ -7312,30 +7600,7 @@
         </w:tcBorders>
       </w:tcPr>
     </w:tblStylePr>
-    <w:tblStylePr w:type="lastCol">
-      <w:rPr>
-        <w:i/>
-        <w:color w:val="404040"/>
-      </w:rPr>
-      <w:pPr>
-        <w:pBdr/>
-        <w:spacing/>
-        <w:ind/>
-      </w:pPr>
-      <w:tblPr>
-        <w:tblBorders/>
-      </w:tblPr>
-      <w:tcPr>
-        <w:shd w:color="ffffff"/>
-        <w:tcBorders>
-          <w:top w:val="none" w:color="000000" w:sz="4" w:space="0"/>
-          <w:left w:val="none" w:color="000000" w:sz="4" w:space="0"/>
-          <w:bottom w:val="none" w:color="000000" w:sz="4" w:space="0"/>
-          <w:right w:val="none" w:color="000000" w:sz="4" w:space="0"/>
-        </w:tcBorders>
-      </w:tcPr>
-    </w:tblStylePr>
-    <w:tblStylePr w:type="lastRow">
+    <w:tblStylePr w:type="firstRow">
       <w:rPr>
         <w:b/>
         <w:color w:val="404040"/>
@@ -7358,6 +7623,52 @@
         </w:tcBorders>
       </w:tcPr>
     </w:tblStylePr>
+    <w:tblStylePr w:type="lastCol">
+      <w:rPr>
+        <w:i/>
+        <w:color w:val="404040"/>
+      </w:rPr>
+      <w:pPr>
+        <w:pBdr/>
+        <w:spacing/>
+        <w:ind/>
+      </w:pPr>
+      <w:tblPr>
+        <w:tblBorders/>
+      </w:tblPr>
+      <w:tcPr>
+        <w:shd w:val="clear" w:color="ffffff"/>
+        <w:tcBorders>
+          <w:top w:val="none" w:color="000000" w:sz="4" w:space="0"/>
+          <w:left w:val="none" w:color="000000" w:sz="4" w:space="0"/>
+          <w:bottom w:val="none" w:color="000000" w:sz="4" w:space="0"/>
+          <w:right w:val="none" w:color="000000" w:sz="4" w:space="0"/>
+        </w:tcBorders>
+      </w:tcPr>
+    </w:tblStylePr>
+    <w:tblStylePr w:type="lastRow">
+      <w:rPr>
+        <w:b/>
+        <w:color w:val="404040"/>
+      </w:rPr>
+      <w:pPr>
+        <w:pBdr/>
+        <w:spacing/>
+        <w:ind/>
+      </w:pPr>
+      <w:tblPr>
+        <w:tblBorders/>
+      </w:tblPr>
+      <w:tcPr>
+        <w:shd w:val="clear" w:color="ffffff"/>
+        <w:tcBorders>
+          <w:top w:val="none" w:color="000000" w:sz="4" w:space="0"/>
+          <w:left w:val="none" w:color="000000" w:sz="4" w:space="0"/>
+          <w:bottom w:val="none" w:color="000000" w:sz="4" w:space="0"/>
+          <w:right w:val="none" w:color="000000" w:sz="4" w:space="0"/>
+        </w:tcBorders>
+      </w:tcPr>
+    </w:tblStylePr>
     <w:tblStylePr w:type="nwCell">
       <w:pPr>
         <w:pBdr/>
@@ -7424,9 +7735,9 @@
       </w:tcPr>
     </w:tblStylePr>
   </w:style>
-  <w:style w:type="table" w:styleId="33">
+  <w:style w:type="table" w:styleId="762">
     <w:name w:val="Grid Table 3 - Accent 1"/>
-    <w:basedOn w:val="10"/>
+    <w:basedOn w:val="739"/>
     <w:uiPriority w:val="99"/>
     <w:pPr>
       <w:pBdr/>
@@ -7525,29 +7836,6 @@
         <w:tblBorders/>
       </w:tblPr>
       <w:tcPr>
-        <w:shd w:color="ffffff"/>
-        <w:tcBorders>
-          <w:top w:val="none" w:color="000000" w:sz="4" w:space="0"/>
-          <w:left w:val="none" w:color="000000" w:sz="4" w:space="0"/>
-          <w:bottom w:val="none" w:color="000000" w:sz="4" w:space="0"/>
-          <w:right w:val="none" w:color="000000" w:sz="4" w:space="0"/>
-        </w:tcBorders>
-      </w:tcPr>
-    </w:tblStylePr>
-    <w:tblStylePr w:type="firstRow">
-      <w:rPr>
-        <w:b/>
-        <w:color w:val="404040"/>
-      </w:rPr>
-      <w:pPr>
-        <w:pBdr/>
-        <w:spacing/>
-        <w:ind/>
-      </w:pPr>
-      <w:tblPr>
-        <w:tblBorders/>
-      </w:tblPr>
-      <w:tcPr>
         <w:shd w:val="clear" w:color="ffffff"/>
         <w:tcBorders>
           <w:top w:val="none" w:color="000000" w:sz="4" w:space="0"/>
@@ -7557,30 +7845,7 @@
         </w:tcBorders>
       </w:tcPr>
     </w:tblStylePr>
-    <w:tblStylePr w:type="lastCol">
-      <w:rPr>
-        <w:i/>
-        <w:color w:val="404040"/>
-      </w:rPr>
-      <w:pPr>
-        <w:pBdr/>
-        <w:spacing/>
-        <w:ind/>
-      </w:pPr>
-      <w:tblPr>
-        <w:tblBorders/>
-      </w:tblPr>
-      <w:tcPr>
-        <w:shd w:color="ffffff"/>
-        <w:tcBorders>
-          <w:top w:val="none" w:color="000000" w:sz="4" w:space="0"/>
-          <w:left w:val="none" w:color="000000" w:sz="4" w:space="0"/>
-          <w:bottom w:val="none" w:color="000000" w:sz="4" w:space="0"/>
-          <w:right w:val="none" w:color="000000" w:sz="4" w:space="0"/>
-        </w:tcBorders>
-      </w:tcPr>
-    </w:tblStylePr>
-    <w:tblStylePr w:type="lastRow">
+    <w:tblStylePr w:type="firstRow">
       <w:rPr>
         <w:b/>
         <w:color w:val="404040"/>
@@ -7603,6 +7868,52 @@
         </w:tcBorders>
       </w:tcPr>
     </w:tblStylePr>
+    <w:tblStylePr w:type="lastCol">
+      <w:rPr>
+        <w:i/>
+        <w:color w:val="404040"/>
+      </w:rPr>
+      <w:pPr>
+        <w:pBdr/>
+        <w:spacing/>
+        <w:ind/>
+      </w:pPr>
+      <w:tblPr>
+        <w:tblBorders/>
+      </w:tblPr>
+      <w:tcPr>
+        <w:shd w:val="clear" w:color="ffffff"/>
+        <w:tcBorders>
+          <w:top w:val="none" w:color="000000" w:sz="4" w:space="0"/>
+          <w:left w:val="none" w:color="000000" w:sz="4" w:space="0"/>
+          <w:bottom w:val="none" w:color="000000" w:sz="4" w:space="0"/>
+          <w:right w:val="none" w:color="000000" w:sz="4" w:space="0"/>
+        </w:tcBorders>
+      </w:tcPr>
+    </w:tblStylePr>
+    <w:tblStylePr w:type="lastRow">
+      <w:rPr>
+        <w:b/>
+        <w:color w:val="404040"/>
+      </w:rPr>
+      <w:pPr>
+        <w:pBdr/>
+        <w:spacing/>
+        <w:ind/>
+      </w:pPr>
+      <w:tblPr>
+        <w:tblBorders/>
+      </w:tblPr>
+      <w:tcPr>
+        <w:shd w:val="clear" w:color="ffffff"/>
+        <w:tcBorders>
+          <w:top w:val="none" w:color="000000" w:sz="4" w:space="0"/>
+          <w:left w:val="none" w:color="000000" w:sz="4" w:space="0"/>
+          <w:bottom w:val="none" w:color="000000" w:sz="4" w:space="0"/>
+          <w:right w:val="none" w:color="000000" w:sz="4" w:space="0"/>
+        </w:tcBorders>
+      </w:tcPr>
+    </w:tblStylePr>
     <w:tblStylePr w:type="nwCell">
       <w:pPr>
         <w:pBdr/>
@@ -7669,9 +7980,9 @@
       </w:tcPr>
     </w:tblStylePr>
   </w:style>
-  <w:style w:type="table" w:styleId="34">
+  <w:style w:type="table" w:styleId="763">
     <w:name w:val="Grid Table 3 - Accent 2"/>
-    <w:basedOn w:val="10"/>
+    <w:basedOn w:val="739"/>
     <w:uiPriority w:val="99"/>
     <w:pPr>
       <w:pBdr/>
@@ -7770,29 +8081,6 @@
         <w:tblBorders/>
       </w:tblPr>
       <w:tcPr>
-        <w:shd w:color="ffffff"/>
-        <w:tcBorders>
-          <w:top w:val="none" w:color="000000" w:sz="4" w:space="0"/>
-          <w:left w:val="none" w:color="000000" w:sz="4" w:space="0"/>
-          <w:bottom w:val="none" w:color="000000" w:sz="4" w:space="0"/>
-          <w:right w:val="none" w:color="000000" w:sz="4" w:space="0"/>
-        </w:tcBorders>
-      </w:tcPr>
-    </w:tblStylePr>
-    <w:tblStylePr w:type="firstRow">
-      <w:rPr>
-        <w:b/>
-        <w:color w:val="404040"/>
-      </w:rPr>
-      <w:pPr>
-        <w:pBdr/>
-        <w:spacing/>
-        <w:ind/>
-      </w:pPr>
-      <w:tblPr>
-        <w:tblBorders/>
-      </w:tblPr>
-      <w:tcPr>
         <w:shd w:val="clear" w:color="ffffff"/>
         <w:tcBorders>
           <w:top w:val="none" w:color="000000" w:sz="4" w:space="0"/>
@@ -7802,30 +8090,7 @@
         </w:tcBorders>
       </w:tcPr>
     </w:tblStylePr>
-    <w:tblStylePr w:type="lastCol">
-      <w:rPr>
-        <w:i/>
-        <w:color w:val="404040"/>
-      </w:rPr>
-      <w:pPr>
-        <w:pBdr/>
-        <w:spacing/>
-        <w:ind/>
-      </w:pPr>
-      <w:tblPr>
-        <w:tblBorders/>
-      </w:tblPr>
-      <w:tcPr>
-        <w:shd w:color="ffffff"/>
-        <w:tcBorders>
-          <w:top w:val="none" w:color="000000" w:sz="4" w:space="0"/>
-          <w:left w:val="none" w:color="000000" w:sz="4" w:space="0"/>
-          <w:bottom w:val="none" w:color="000000" w:sz="4" w:space="0"/>
-          <w:right w:val="none" w:color="000000" w:sz="4" w:space="0"/>
-        </w:tcBorders>
-      </w:tcPr>
-    </w:tblStylePr>
-    <w:tblStylePr w:type="lastRow">
+    <w:tblStylePr w:type="firstRow">
       <w:rPr>
         <w:b/>
         <w:color w:val="404040"/>
@@ -7848,6 +8113,52 @@
         </w:tcBorders>
       </w:tcPr>
     </w:tblStylePr>
+    <w:tblStylePr w:type="lastCol">
+      <w:rPr>
+        <w:i/>
+        <w:color w:val="404040"/>
+      </w:rPr>
+      <w:pPr>
+        <w:pBdr/>
+        <w:spacing/>
+        <w:ind/>
+      </w:pPr>
+      <w:tblPr>
+        <w:tblBorders/>
+      </w:tblPr>
+      <w:tcPr>
+        <w:shd w:val="clear" w:color="ffffff"/>
+        <w:tcBorders>
+          <w:top w:val="none" w:color="000000" w:sz="4" w:space="0"/>
+          <w:left w:val="none" w:color="000000" w:sz="4" w:space="0"/>
+          <w:bottom w:val="none" w:color="000000" w:sz="4" w:space="0"/>
+          <w:right w:val="none" w:color="000000" w:sz="4" w:space="0"/>
+        </w:tcBorders>
+      </w:tcPr>
+    </w:tblStylePr>
+    <w:tblStylePr w:type="lastRow">
+      <w:rPr>
+        <w:b/>
+        <w:color w:val="404040"/>
+      </w:rPr>
+      <w:pPr>
+        <w:pBdr/>
+        <w:spacing/>
+        <w:ind/>
+      </w:pPr>
+      <w:tblPr>
+        <w:tblBorders/>
+      </w:tblPr>
+      <w:tcPr>
+        <w:shd w:val="clear" w:color="ffffff"/>
+        <w:tcBorders>
+          <w:top w:val="none" w:color="000000" w:sz="4" w:space="0"/>
+          <w:left w:val="none" w:color="000000" w:sz="4" w:space="0"/>
+          <w:bottom w:val="none" w:color="000000" w:sz="4" w:space="0"/>
+          <w:right w:val="none" w:color="000000" w:sz="4" w:space="0"/>
+        </w:tcBorders>
+      </w:tcPr>
+    </w:tblStylePr>
     <w:tblStylePr w:type="nwCell">
       <w:pPr>
         <w:pBdr/>
@@ -7914,9 +8225,9 @@
       </w:tcPr>
     </w:tblStylePr>
   </w:style>
-  <w:style w:type="table" w:styleId="35">
+  <w:style w:type="table" w:styleId="764">
     <w:name w:val="Grid Table 3 - Accent 3"/>
-    <w:basedOn w:val="10"/>
+    <w:basedOn w:val="739"/>
     <w:uiPriority w:val="99"/>
     <w:pPr>
       <w:pBdr/>
@@ -8015,29 +8326,6 @@
         <w:tblBorders/>
       </w:tblPr>
       <w:tcPr>
-        <w:shd w:color="ffffff"/>
-        <w:tcBorders>
-          <w:top w:val="none" w:color="000000" w:sz="4" w:space="0"/>
-          <w:left w:val="none" w:color="000000" w:sz="4" w:space="0"/>
-          <w:bottom w:val="none" w:color="000000" w:sz="4" w:space="0"/>
-          <w:right w:val="none" w:color="000000" w:sz="4" w:space="0"/>
-        </w:tcBorders>
-      </w:tcPr>
-    </w:tblStylePr>
-    <w:tblStylePr w:type="firstRow">
-      <w:rPr>
-        <w:b/>
-        <w:color w:val="404040"/>
-      </w:rPr>
-      <w:pPr>
-        <w:pBdr/>
-        <w:spacing/>
-        <w:ind/>
-      </w:pPr>
-      <w:tblPr>
-        <w:tblBorders/>
-      </w:tblPr>
-      <w:tcPr>
         <w:shd w:val="clear" w:color="ffffff"/>
         <w:tcBorders>
           <w:top w:val="none" w:color="000000" w:sz="4" w:space="0"/>
@@ -8047,30 +8335,7 @@
         </w:tcBorders>
       </w:tcPr>
     </w:tblStylePr>
-    <w:tblStylePr w:type="lastCol">
-      <w:rPr>
-        <w:i/>
-        <w:color w:val="404040"/>
-      </w:rPr>
-      <w:pPr>
-        <w:pBdr/>
-        <w:spacing/>
-        <w:ind/>
-      </w:pPr>
-      <w:tblPr>
-        <w:tblBorders/>
-      </w:tblPr>
-      <w:tcPr>
-        <w:shd w:color="ffffff"/>
-        <w:tcBorders>
-          <w:top w:val="none" w:color="000000" w:sz="4" w:space="0"/>
-          <w:left w:val="none" w:color="000000" w:sz="4" w:space="0"/>
-          <w:bottom w:val="none" w:color="000000" w:sz="4" w:space="0"/>
-          <w:right w:val="none" w:color="000000" w:sz="4" w:space="0"/>
-        </w:tcBorders>
-      </w:tcPr>
-    </w:tblStylePr>
-    <w:tblStylePr w:type="lastRow">
+    <w:tblStylePr w:type="firstRow">
       <w:rPr>
         <w:b/>
         <w:color w:val="404040"/>
@@ -8093,6 +8358,52 @@
         </w:tcBorders>
       </w:tcPr>
     </w:tblStylePr>
+    <w:tblStylePr w:type="lastCol">
+      <w:rPr>
+        <w:i/>
+        <w:color w:val="404040"/>
+      </w:rPr>
+      <w:pPr>
+        <w:pBdr/>
+        <w:spacing/>
+        <w:ind/>
+      </w:pPr>
+      <w:tblPr>
+        <w:tblBorders/>
+      </w:tblPr>
+      <w:tcPr>
+        <w:shd w:val="clear" w:color="ffffff"/>
+        <w:tcBorders>
+          <w:top w:val="none" w:color="000000" w:sz="4" w:space="0"/>
+          <w:left w:val="none" w:color="000000" w:sz="4" w:space="0"/>
+          <w:bottom w:val="none" w:color="000000" w:sz="4" w:space="0"/>
+          <w:right w:val="none" w:color="000000" w:sz="4" w:space="0"/>
+        </w:tcBorders>
+      </w:tcPr>
+    </w:tblStylePr>
+    <w:tblStylePr w:type="lastRow">
+      <w:rPr>
+        <w:b/>
+        <w:color w:val="404040"/>
+      </w:rPr>
+      <w:pPr>
+        <w:pBdr/>
+        <w:spacing/>
+        <w:ind/>
+      </w:pPr>
+      <w:tblPr>
+        <w:tblBorders/>
+      </w:tblPr>
+      <w:tcPr>
+        <w:shd w:val="clear" w:color="ffffff"/>
+        <w:tcBorders>
+          <w:top w:val="none" w:color="000000" w:sz="4" w:space="0"/>
+          <w:left w:val="none" w:color="000000" w:sz="4" w:space="0"/>
+          <w:bottom w:val="none" w:color="000000" w:sz="4" w:space="0"/>
+          <w:right w:val="none" w:color="000000" w:sz="4" w:space="0"/>
+        </w:tcBorders>
+      </w:tcPr>
+    </w:tblStylePr>
     <w:tblStylePr w:type="nwCell">
       <w:pPr>
         <w:pBdr/>
@@ -8159,9 +8470,9 @@
       </w:tcPr>
     </w:tblStylePr>
   </w:style>
-  <w:style w:type="table" w:styleId="36">
+  <w:style w:type="table" w:styleId="765">
     <w:name w:val="Grid Table 3 - Accent 4"/>
-    <w:basedOn w:val="10"/>
+    <w:basedOn w:val="739"/>
     <w:uiPriority w:val="99"/>
     <w:pPr>
       <w:pBdr/>
@@ -8260,29 +8571,6 @@
         <w:tblBorders/>
       </w:tblPr>
       <w:tcPr>
-        <w:shd w:color="ffffff"/>
-        <w:tcBorders>
-          <w:top w:val="none" w:color="000000" w:sz="4" w:space="0"/>
-          <w:left w:val="none" w:color="000000" w:sz="4" w:space="0"/>
-          <w:bottom w:val="none" w:color="000000" w:sz="4" w:space="0"/>
-          <w:right w:val="none" w:color="000000" w:sz="4" w:space="0"/>
-        </w:tcBorders>
-      </w:tcPr>
-    </w:tblStylePr>
-    <w:tblStylePr w:type="firstRow">
-      <w:rPr>
-        <w:b/>
-        <w:color w:val="404040"/>
-      </w:rPr>
-      <w:pPr>
-        <w:pBdr/>
-        <w:spacing/>
-        <w:ind/>
-      </w:pPr>
-      <w:tblPr>
-        <w:tblBorders/>
-      </w:tblPr>
-      <w:tcPr>
         <w:shd w:val="clear" w:color="ffffff"/>
         <w:tcBorders>
           <w:top w:val="none" w:color="000000" w:sz="4" w:space="0"/>
@@ -8292,30 +8580,7 @@
         </w:tcBorders>
       </w:tcPr>
     </w:tblStylePr>
-    <w:tblStylePr w:type="lastCol">
-      <w:rPr>
-        <w:i/>
-        <w:color w:val="404040"/>
-      </w:rPr>
-      <w:pPr>
-        <w:pBdr/>
-        <w:spacing/>
-        <w:ind/>
-      </w:pPr>
-      <w:tblPr>
-        <w:tblBorders/>
-      </w:tblPr>
-      <w:tcPr>
-        <w:shd w:color="ffffff"/>
-        <w:tcBorders>
-          <w:top w:val="none" w:color="000000" w:sz="4" w:space="0"/>
-          <w:left w:val="none" w:color="000000" w:sz="4" w:space="0"/>
-          <w:bottom w:val="none" w:color="000000" w:sz="4" w:space="0"/>
-          <w:right w:val="none" w:color="000000" w:sz="4" w:space="0"/>
-        </w:tcBorders>
-      </w:tcPr>
-    </w:tblStylePr>
-    <w:tblStylePr w:type="lastRow">
+    <w:tblStylePr w:type="firstRow">
       <w:rPr>
         <w:b/>
         <w:color w:val="404040"/>
@@ -8338,6 +8603,52 @@
         </w:tcBorders>
       </w:tcPr>
     </w:tblStylePr>
+    <w:tblStylePr w:type="lastCol">
+      <w:rPr>
+        <w:i/>
+        <w:color w:val="404040"/>
+      </w:rPr>
+      <w:pPr>
+        <w:pBdr/>
+        <w:spacing/>
+        <w:ind/>
+      </w:pPr>
+      <w:tblPr>
+        <w:tblBorders/>
+      </w:tblPr>
+      <w:tcPr>
+        <w:shd w:val="clear" w:color="ffffff"/>
+        <w:tcBorders>
+          <w:top w:val="none" w:color="000000" w:sz="4" w:space="0"/>
+          <w:left w:val="none" w:color="000000" w:sz="4" w:space="0"/>
+          <w:bottom w:val="none" w:color="000000" w:sz="4" w:space="0"/>
+          <w:right w:val="none" w:color="000000" w:sz="4" w:space="0"/>
+        </w:tcBorders>
+      </w:tcPr>
+    </w:tblStylePr>
+    <w:tblStylePr w:type="lastRow">
+      <w:rPr>
+        <w:b/>
+        <w:color w:val="404040"/>
+      </w:rPr>
+      <w:pPr>
+        <w:pBdr/>
+        <w:spacing/>
+        <w:ind/>
+      </w:pPr>
+      <w:tblPr>
+        <w:tblBorders/>
+      </w:tblPr>
+      <w:tcPr>
+        <w:shd w:val="clear" w:color="ffffff"/>
+        <w:tcBorders>
+          <w:top w:val="none" w:color="000000" w:sz="4" w:space="0"/>
+          <w:left w:val="none" w:color="000000" w:sz="4" w:space="0"/>
+          <w:bottom w:val="none" w:color="000000" w:sz="4" w:space="0"/>
+          <w:right w:val="none" w:color="000000" w:sz="4" w:space="0"/>
+        </w:tcBorders>
+      </w:tcPr>
+    </w:tblStylePr>
     <w:tblStylePr w:type="nwCell">
       <w:pPr>
         <w:pBdr/>
@@ -8404,9 +8715,9 @@
       </w:tcPr>
     </w:tblStylePr>
   </w:style>
-  <w:style w:type="table" w:styleId="37">
+  <w:style w:type="table" w:styleId="766">
     <w:name w:val="Grid Table 3 - Accent 5"/>
-    <w:basedOn w:val="10"/>
+    <w:basedOn w:val="739"/>
     <w:uiPriority w:val="99"/>
     <w:pPr>
       <w:pBdr/>
@@ -8505,29 +8816,6 @@
         <w:tblBorders/>
       </w:tblPr>
       <w:tcPr>
-        <w:shd w:color="ffffff"/>
-        <w:tcBorders>
-          <w:top w:val="none" w:color="000000" w:sz="4" w:space="0"/>
-          <w:left w:val="none" w:color="000000" w:sz="4" w:space="0"/>
-          <w:bottom w:val="none" w:color="000000" w:sz="4" w:space="0"/>
-          <w:right w:val="none" w:color="000000" w:sz="4" w:space="0"/>
-        </w:tcBorders>
-      </w:tcPr>
-    </w:tblStylePr>
-    <w:tblStylePr w:type="firstRow">
-      <w:rPr>
-        <w:b/>
-        <w:color w:val="404040"/>
-      </w:rPr>
-      <w:pPr>
-        <w:pBdr/>
-        <w:spacing/>
-        <w:ind/>
-      </w:pPr>
-      <w:tblPr>
-        <w:tblBorders/>
-      </w:tblPr>
-      <w:tcPr>
         <w:shd w:val="clear" w:color="ffffff"/>
         <w:tcBorders>
           <w:top w:val="none" w:color="000000" w:sz="4" w:space="0"/>
@@ -8537,30 +8825,7 @@
         </w:tcBorders>
       </w:tcPr>
     </w:tblStylePr>
-    <w:tblStylePr w:type="lastCol">
-      <w:rPr>
-        <w:i/>
-        <w:color w:val="404040"/>
-      </w:rPr>
-      <w:pPr>
-        <w:pBdr/>
-        <w:spacing/>
-        <w:ind/>
-      </w:pPr>
-      <w:tblPr>
-        <w:tblBorders/>
-      </w:tblPr>
-      <w:tcPr>
-        <w:shd w:color="ffffff"/>
-        <w:tcBorders>
-          <w:top w:val="none" w:color="000000" w:sz="4" w:space="0"/>
-          <w:left w:val="none" w:color="000000" w:sz="4" w:space="0"/>
-          <w:bottom w:val="none" w:color="000000" w:sz="4" w:space="0"/>
-          <w:right w:val="none" w:color="000000" w:sz="4" w:space="0"/>
-        </w:tcBorders>
-      </w:tcPr>
-    </w:tblStylePr>
-    <w:tblStylePr w:type="lastRow">
+    <w:tblStylePr w:type="firstRow">
       <w:rPr>
         <w:b/>
         <w:color w:val="404040"/>
@@ -8583,6 +8848,52 @@
         </w:tcBorders>
       </w:tcPr>
     </w:tblStylePr>
+    <w:tblStylePr w:type="lastCol">
+      <w:rPr>
+        <w:i/>
+        <w:color w:val="404040"/>
+      </w:rPr>
+      <w:pPr>
+        <w:pBdr/>
+        <w:spacing/>
+        <w:ind/>
+      </w:pPr>
+      <w:tblPr>
+        <w:tblBorders/>
+      </w:tblPr>
+      <w:tcPr>
+        <w:shd w:val="clear" w:color="ffffff"/>
+        <w:tcBorders>
+          <w:top w:val="none" w:color="000000" w:sz="4" w:space="0"/>
+          <w:left w:val="none" w:color="000000" w:sz="4" w:space="0"/>
+          <w:bottom w:val="none" w:color="000000" w:sz="4" w:space="0"/>
+          <w:right w:val="none" w:color="000000" w:sz="4" w:space="0"/>
+        </w:tcBorders>
+      </w:tcPr>
+    </w:tblStylePr>
+    <w:tblStylePr w:type="lastRow">
+      <w:rPr>
+        <w:b/>
+        <w:color w:val="404040"/>
+      </w:rPr>
+      <w:pPr>
+        <w:pBdr/>
+        <w:spacing/>
+        <w:ind/>
+      </w:pPr>
+      <w:tblPr>
+        <w:tblBorders/>
+      </w:tblPr>
+      <w:tcPr>
+        <w:shd w:val="clear" w:color="ffffff"/>
+        <w:tcBorders>
+          <w:top w:val="none" w:color="000000" w:sz="4" w:space="0"/>
+          <w:left w:val="none" w:color="000000" w:sz="4" w:space="0"/>
+          <w:bottom w:val="none" w:color="000000" w:sz="4" w:space="0"/>
+          <w:right w:val="none" w:color="000000" w:sz="4" w:space="0"/>
+        </w:tcBorders>
+      </w:tcPr>
+    </w:tblStylePr>
     <w:tblStylePr w:type="nwCell">
       <w:pPr>
         <w:pBdr/>
@@ -8649,9 +8960,9 @@
       </w:tcPr>
     </w:tblStylePr>
   </w:style>
-  <w:style w:type="table" w:styleId="38">
+  <w:style w:type="table" w:styleId="767">
     <w:name w:val="Grid Table 3 - Accent 6"/>
-    <w:basedOn w:val="10"/>
+    <w:basedOn w:val="739"/>
     <w:uiPriority w:val="99"/>
     <w:pPr>
       <w:pBdr/>
@@ -8750,29 +9061,6 @@
         <w:tblBorders/>
       </w:tblPr>
       <w:tcPr>
-        <w:shd w:color="ffffff"/>
-        <w:tcBorders>
-          <w:top w:val="none" w:color="000000" w:sz="4" w:space="0"/>
-          <w:left w:val="none" w:color="000000" w:sz="4" w:space="0"/>
-          <w:bottom w:val="none" w:color="000000" w:sz="4" w:space="0"/>
-          <w:right w:val="none" w:color="000000" w:sz="4" w:space="0"/>
-        </w:tcBorders>
-      </w:tcPr>
-    </w:tblStylePr>
-    <w:tblStylePr w:type="firstRow">
-      <w:rPr>
-        <w:b/>
-        <w:color w:val="404040"/>
-      </w:rPr>
-      <w:pPr>
-        <w:pBdr/>
-        <w:spacing/>
-        <w:ind/>
-      </w:pPr>
-      <w:tblPr>
-        <w:tblBorders/>
-      </w:tblPr>
-      <w:tcPr>
         <w:shd w:val="clear" w:color="ffffff"/>
         <w:tcBorders>
           <w:top w:val="none" w:color="000000" w:sz="4" w:space="0"/>
@@ -8782,30 +9070,7 @@
         </w:tcBorders>
       </w:tcPr>
     </w:tblStylePr>
-    <w:tblStylePr w:type="lastCol">
-      <w:rPr>
-        <w:i/>
-        <w:color w:val="404040"/>
-      </w:rPr>
-      <w:pPr>
-        <w:pBdr/>
-        <w:spacing/>
-        <w:ind/>
-      </w:pPr>
-      <w:tblPr>
-        <w:tblBorders/>
-      </w:tblPr>
-      <w:tcPr>
-        <w:shd w:color="ffffff"/>
-        <w:tcBorders>
-          <w:top w:val="none" w:color="000000" w:sz="4" w:space="0"/>
-          <w:left w:val="none" w:color="000000" w:sz="4" w:space="0"/>
-          <w:bottom w:val="none" w:color="000000" w:sz="4" w:space="0"/>
-          <w:right w:val="none" w:color="000000" w:sz="4" w:space="0"/>
-        </w:tcBorders>
-      </w:tcPr>
-    </w:tblStylePr>
-    <w:tblStylePr w:type="lastRow">
+    <w:tblStylePr w:type="firstRow">
       <w:rPr>
         <w:b/>
         <w:color w:val="404040"/>
@@ -8828,6 +9093,52 @@
         </w:tcBorders>
       </w:tcPr>
     </w:tblStylePr>
+    <w:tblStylePr w:type="lastCol">
+      <w:rPr>
+        <w:i/>
+        <w:color w:val="404040"/>
+      </w:rPr>
+      <w:pPr>
+        <w:pBdr/>
+        <w:spacing/>
+        <w:ind/>
+      </w:pPr>
+      <w:tblPr>
+        <w:tblBorders/>
+      </w:tblPr>
+      <w:tcPr>
+        <w:shd w:val="clear" w:color="ffffff"/>
+        <w:tcBorders>
+          <w:top w:val="none" w:color="000000" w:sz="4" w:space="0"/>
+          <w:left w:val="none" w:color="000000" w:sz="4" w:space="0"/>
+          <w:bottom w:val="none" w:color="000000" w:sz="4" w:space="0"/>
+          <w:right w:val="none" w:color="000000" w:sz="4" w:space="0"/>
+        </w:tcBorders>
+      </w:tcPr>
+    </w:tblStylePr>
+    <w:tblStylePr w:type="lastRow">
+      <w:rPr>
+        <w:b/>
+        <w:color w:val="404040"/>
+      </w:rPr>
+      <w:pPr>
+        <w:pBdr/>
+        <w:spacing/>
+        <w:ind/>
+      </w:pPr>
+      <w:tblPr>
+        <w:tblBorders/>
+      </w:tblPr>
+      <w:tcPr>
+        <w:shd w:val="clear" w:color="ffffff"/>
+        <w:tcBorders>
+          <w:top w:val="none" w:color="000000" w:sz="4" w:space="0"/>
+          <w:left w:val="none" w:color="000000" w:sz="4" w:space="0"/>
+          <w:bottom w:val="none" w:color="000000" w:sz="4" w:space="0"/>
+          <w:right w:val="none" w:color="000000" w:sz="4" w:space="0"/>
+        </w:tcBorders>
+      </w:tcPr>
+    </w:tblStylePr>
     <w:tblStylePr w:type="nwCell">
       <w:pPr>
         <w:pBdr/>
@@ -8894,9 +9205,9 @@
       </w:tcPr>
     </w:tblStylePr>
   </w:style>
-  <w:style w:type="table" w:styleId="39">
+  <w:style w:type="table" w:styleId="768">
     <w:name w:val="Grid Table 4"/>
-    <w:basedOn w:val="10"/>
+    <w:basedOn w:val="739"/>
     <w:uiPriority w:val="59"/>
     <w:pPr>
       <w:pBdr/>
@@ -9127,9 +9438,9 @@
       </w:tcPr>
     </w:tblStylePr>
   </w:style>
-  <w:style w:type="table" w:styleId="40">
+  <w:style w:type="table" w:styleId="769">
     <w:name w:val="Grid Table 4 - Accent 1"/>
-    <w:basedOn w:val="10"/>
+    <w:basedOn w:val="739"/>
     <w:uiPriority w:val="59"/>
     <w:pPr>
       <w:pBdr/>
@@ -9360,9 +9671,9 @@
       </w:tcPr>
     </w:tblStylePr>
   </w:style>
-  <w:style w:type="table" w:styleId="41">
+  <w:style w:type="table" w:styleId="770">
     <w:name w:val="Grid Table 4 - Accent 2"/>
-    <w:basedOn w:val="10"/>
+    <w:basedOn w:val="739"/>
     <w:uiPriority w:val="59"/>
     <w:pPr>
       <w:pBdr/>
@@ -9593,9 +9904,9 @@
       </w:tcPr>
     </w:tblStylePr>
   </w:style>
-  <w:style w:type="table" w:styleId="42">
+  <w:style w:type="table" w:styleId="771">
     <w:name w:val="Grid Table 4 - Accent 3"/>
-    <w:basedOn w:val="10"/>
+    <w:basedOn w:val="739"/>
     <w:uiPriority w:val="59"/>
     <w:pPr>
       <w:pBdr/>
@@ -9826,9 +10137,9 @@
       </w:tcPr>
     </w:tblStylePr>
   </w:style>
-  <w:style w:type="table" w:styleId="43">
+  <w:style w:type="table" w:styleId="772">
     <w:name w:val="Grid Table 4 - Accent 4"/>
-    <w:basedOn w:val="10"/>
+    <w:basedOn w:val="739"/>
     <w:uiPriority w:val="59"/>
     <w:pPr>
       <w:pBdr/>
@@ -10059,9 +10370,9 @@
       </w:tcPr>
     </w:tblStylePr>
   </w:style>
-  <w:style w:type="table" w:styleId="44">
+  <w:style w:type="table" w:styleId="773">
     <w:name w:val="Grid Table 4 - Accent 5"/>
-    <w:basedOn w:val="10"/>
+    <w:basedOn w:val="739"/>
     <w:uiPriority w:val="59"/>
     <w:pPr>
       <w:pBdr/>
@@ -10292,9 +10603,9 @@
       </w:tcPr>
     </w:tblStylePr>
   </w:style>
-  <w:style w:type="table" w:styleId="45">
+  <w:style w:type="table" w:styleId="774">
     <w:name w:val="Grid Table 4 - Accent 6"/>
-    <w:basedOn w:val="10"/>
+    <w:basedOn w:val="739"/>
     <w:uiPriority w:val="59"/>
     <w:pPr>
       <w:pBdr/>
@@ -10525,9 +10836,9 @@
       </w:tcPr>
     </w:tblStylePr>
   </w:style>
-  <w:style w:type="table" w:styleId="46">
+  <w:style w:type="table" w:styleId="775">
     <w:name w:val="Grid Table 5 Dark"/>
-    <w:basedOn w:val="10"/>
+    <w:basedOn w:val="739"/>
     <w:uiPriority w:val="99"/>
     <w:pPr>
       <w:pBdr/>
@@ -10753,9 +11064,9 @@
       </w:tcPr>
     </w:tblStylePr>
   </w:style>
-  <w:style w:type="table" w:styleId="47">
+  <w:style w:type="table" w:styleId="776">
     <w:name w:val="Grid Table 5 Dark- Accent 1"/>
-    <w:basedOn w:val="10"/>
+    <w:basedOn w:val="739"/>
     <w:uiPriority w:val="99"/>
     <w:pPr>
       <w:pBdr/>
@@ -10981,9 +11292,9 @@
       </w:tcPr>
     </w:tblStylePr>
   </w:style>
-  <w:style w:type="table" w:styleId="48">
+  <w:style w:type="table" w:styleId="777">
     <w:name w:val="Grid Table 5 Dark - Accent 2"/>
-    <w:basedOn w:val="10"/>
+    <w:basedOn w:val="739"/>
     <w:uiPriority w:val="99"/>
     <w:pPr>
       <w:pBdr/>
@@ -11209,9 +11520,9 @@
       </w:tcPr>
     </w:tblStylePr>
   </w:style>
-  <w:style w:type="table" w:styleId="49">
+  <w:style w:type="table" w:styleId="778">
     <w:name w:val="Grid Table 5 Dark - Accent 3"/>
-    <w:basedOn w:val="10"/>
+    <w:basedOn w:val="739"/>
     <w:uiPriority w:val="99"/>
     <w:pPr>
       <w:pBdr/>
@@ -11437,9 +11748,9 @@
       </w:tcPr>
     </w:tblStylePr>
   </w:style>
-  <w:style w:type="table" w:styleId="50">
+  <w:style w:type="table" w:styleId="779">
     <w:name w:val="Grid Table 5 Dark- Accent 4"/>
-    <w:basedOn w:val="10"/>
+    <w:basedOn w:val="739"/>
     <w:uiPriority w:val="99"/>
     <w:pPr>
       <w:pBdr/>
@@ -11665,9 +11976,9 @@
       </w:tcPr>
     </w:tblStylePr>
   </w:style>
-  <w:style w:type="table" w:styleId="51">
+  <w:style w:type="table" w:styleId="780">
     <w:name w:val="Grid Table 5 Dark - Accent 5"/>
-    <w:basedOn w:val="10"/>
+    <w:basedOn w:val="739"/>
     <w:uiPriority w:val="99"/>
     <w:pPr>
       <w:pBdr/>
@@ -11893,9 +12204,9 @@
       </w:tcPr>
     </w:tblStylePr>
   </w:style>
-  <w:style w:type="table" w:styleId="52">
+  <w:style w:type="table" w:styleId="781">
     <w:name w:val="Grid Table 5 Dark - Accent 6"/>
-    <w:basedOn w:val="10"/>
+    <w:basedOn w:val="739"/>
     <w:uiPriority w:val="99"/>
     <w:pPr>
       <w:pBdr/>
@@ -12121,9 +12432,9 @@
       </w:tcPr>
     </w:tblStylePr>
   </w:style>
-  <w:style w:type="table" w:styleId="53">
+  <w:style w:type="table" w:styleId="782">
     <w:name w:val="Grid Table 6 Colorful"/>
-    <w:basedOn w:val="10"/>
+    <w:basedOn w:val="739"/>
     <w:uiPriority w:val="99"/>
     <w:pPr>
       <w:pBdr/>
@@ -12351,9 +12662,9 @@
       </w:tcPr>
     </w:tblStylePr>
   </w:style>
-  <w:style w:type="table" w:styleId="54">
+  <w:style w:type="table" w:styleId="783">
     <w:name w:val="Grid Table 6 Colorful - Accent 1"/>
-    <w:basedOn w:val="10"/>
+    <w:basedOn w:val="739"/>
     <w:uiPriority w:val="99"/>
     <w:pPr>
       <w:pBdr/>
@@ -12581,9 +12892,9 @@
       </w:tcPr>
     </w:tblStylePr>
   </w:style>
-  <w:style w:type="table" w:styleId="55">
+  <w:style w:type="table" w:styleId="784">
     <w:name w:val="Grid Table 6 Colorful - Accent 2"/>
-    <w:basedOn w:val="10"/>
+    <w:basedOn w:val="739"/>
     <w:uiPriority w:val="99"/>
     <w:pPr>
       <w:pBdr/>
@@ -12811,9 +13122,9 @@
       </w:tcPr>
     </w:tblStylePr>
   </w:style>
-  <w:style w:type="table" w:styleId="56">
+  <w:style w:type="table" w:styleId="785">
     <w:name w:val="Grid Table 6 Colorful - Accent 3"/>
-    <w:basedOn w:val="10"/>
+    <w:basedOn w:val="739"/>
     <w:uiPriority w:val="99"/>
     <w:pPr>
       <w:pBdr/>
@@ -13041,9 +13352,9 @@
       </w:tcPr>
     </w:tblStylePr>
   </w:style>
-  <w:style w:type="table" w:styleId="57">
+  <w:style w:type="table" w:styleId="786">
     <w:name w:val="Grid Table 6 Colorful - Accent 4"/>
-    <w:basedOn w:val="10"/>
+    <w:basedOn w:val="739"/>
     <w:uiPriority w:val="99"/>
     <w:pPr>
       <w:pBdr/>
@@ -13271,9 +13582,9 @@
       </w:tcPr>
     </w:tblStylePr>
   </w:style>
-  <w:style w:type="table" w:styleId="58">
+  <w:style w:type="table" w:styleId="787">
     <w:name w:val="Grid Table 6 Colorful - Accent 5"/>
-    <w:basedOn w:val="10"/>
+    <w:basedOn w:val="739"/>
     <w:uiPriority w:val="99"/>
     <w:pPr>
       <w:pBdr/>
@@ -13501,9 +13812,9 @@
       </w:tcPr>
     </w:tblStylePr>
   </w:style>
-  <w:style w:type="table" w:styleId="59">
+  <w:style w:type="table" w:styleId="788">
     <w:name w:val="Grid Table 6 Colorful - Accent 6"/>
-    <w:basedOn w:val="10"/>
+    <w:basedOn w:val="739"/>
     <w:uiPriority w:val="99"/>
     <w:pPr>
       <w:pBdr/>
@@ -13731,9 +14042,9 @@
       </w:tcPr>
     </w:tblStylePr>
   </w:style>
-  <w:style w:type="table" w:styleId="60">
+  <w:style w:type="table" w:styleId="789">
     <w:name w:val="Grid Table 7 Colorful"/>
-    <w:basedOn w:val="10"/>
+    <w:basedOn w:val="739"/>
     <w:uiPriority w:val="99"/>
     <w:pPr>
       <w:pBdr/>
@@ -13835,11 +14146,11 @@
         <w:tblBorders/>
       </w:tblPr>
       <w:tcPr>
-        <w:shd w:color="ffffff"/>
+        <w:shd w:val="clear" w:color="ffffff"/>
         <w:tcBorders>
-          <w:top w:val="none"/>
-          <w:left w:val="none"/>
-          <w:bottom w:val="none"/>
+          <w:top w:val="none" w:color="000000" w:sz="4" w:space="0"/>
+          <w:left w:val="none" w:color="000000" w:sz="4" w:space="0"/>
+          <w:bottom w:val="none" w:color="000000" w:sz="4" w:space="0"/>
           <w:right w:val="single" w:color="000000" w:themeColor="text1" w:themeTint="80" w:sz="4" w:space="0"/>
         </w:tcBorders>
       </w:tcPr>
@@ -13862,10 +14173,10 @@
       <w:tcPr>
         <w:shd w:val="clear" w:color="ffffff" w:themeColor="light1" w:fill="ffffff" w:themeFill="light1"/>
         <w:tcBorders>
-          <w:top w:val="none"/>
-          <w:left w:val="none"/>
+          <w:top w:val="none" w:color="000000" w:sz="4" w:space="0"/>
+          <w:left w:val="none" w:color="000000" w:sz="4" w:space="0"/>
           <w:bottom w:val="single" w:color="000000" w:themeColor="text1" w:themeTint="80" w:sz="4" w:space="0"/>
-          <w:right w:val="none"/>
+          <w:right w:val="none" w:color="000000" w:sz="4" w:space="0"/>
         </w:tcBorders>
       </w:tcPr>
     </w:tblStylePr>
@@ -13885,12 +14196,12 @@
         <w:tblBorders/>
       </w:tblPr>
       <w:tcPr>
-        <w:shd w:color="ffffff"/>
+        <w:shd w:val="clear" w:color="ffffff"/>
         <w:tcBorders>
-          <w:top w:val="none"/>
+          <w:top w:val="none" w:color="000000" w:sz="4" w:space="0"/>
           <w:left w:val="single" w:color="000000" w:themeColor="text1" w:themeTint="80" w:sz="4" w:space="0"/>
-          <w:bottom w:val="none"/>
-          <w:right w:val="none"/>
+          <w:bottom w:val="none" w:color="000000" w:sz="4" w:space="0"/>
+          <w:right w:val="none" w:color="000000" w:sz="4" w:space="0"/>
         </w:tcBorders>
       </w:tcPr>
     </w:tblStylePr>
@@ -13913,9 +14224,9 @@
         <w:shd w:val="clear" w:color="ffffff" w:themeColor="light1" w:fill="ffffff" w:themeFill="light1"/>
         <w:tcBorders>
           <w:top w:val="single" w:color="000000" w:themeColor="text1" w:themeTint="80" w:sz="4" w:space="0"/>
-          <w:left w:val="none"/>
-          <w:bottom w:val="none"/>
-          <w:right w:val="none"/>
+          <w:left w:val="none" w:color="000000" w:sz="4" w:space="0"/>
+          <w:bottom w:val="none" w:color="000000" w:sz="4" w:space="0"/>
+          <w:right w:val="none" w:color="000000" w:sz="4" w:space="0"/>
         </w:tcBorders>
       </w:tcPr>
     </w:tblStylePr>
@@ -13985,9 +14296,9 @@
       </w:tcPr>
     </w:tblStylePr>
   </w:style>
-  <w:style w:type="table" w:styleId="61">
+  <w:style w:type="table" w:styleId="790">
     <w:name w:val="Grid Table 7 Colorful - Accent 1"/>
-    <w:basedOn w:val="10"/>
+    <w:basedOn w:val="739"/>
     <w:uiPriority w:val="99"/>
     <w:pPr>
       <w:pBdr/>
@@ -14089,11 +14400,11 @@
         <w:tblBorders/>
       </w:tblPr>
       <w:tcPr>
-        <w:shd w:color="ffffff"/>
+        <w:shd w:val="clear" w:color="ffffff"/>
         <w:tcBorders>
-          <w:top w:val="none"/>
-          <w:left w:val="none"/>
-          <w:bottom w:val="none"/>
+          <w:top w:val="none" w:color="000000" w:sz="4" w:space="0"/>
+          <w:left w:val="none" w:color="000000" w:sz="4" w:space="0"/>
+          <w:bottom w:val="none" w:color="000000" w:sz="4" w:space="0"/>
           <w:right w:val="single" w:color="000000" w:themeColor="accent1" w:themeTint="80" w:sz="4" w:space="0"/>
         </w:tcBorders>
       </w:tcPr>
@@ -14116,10 +14427,10 @@
       <w:tcPr>
         <w:shd w:val="clear" w:color="ffffff" w:themeColor="light1" w:fill="ffffff" w:themeFill="light1"/>
         <w:tcBorders>
-          <w:top w:val="none"/>
-          <w:left w:val="none"/>
+          <w:top w:val="none" w:color="000000" w:sz="4" w:space="0"/>
+          <w:left w:val="none" w:color="000000" w:sz="4" w:space="0"/>
           <w:bottom w:val="single" w:color="000000" w:themeColor="accent1" w:themeTint="80" w:sz="4" w:space="0"/>
-          <w:right w:val="none"/>
+          <w:right w:val="none" w:color="000000" w:sz="4" w:space="0"/>
         </w:tcBorders>
       </w:tcPr>
     </w:tblStylePr>
@@ -14139,12 +14450,12 @@
         <w:tblBorders/>
       </w:tblPr>
       <w:tcPr>
-        <w:shd w:color="ffffff"/>
+        <w:shd w:val="clear" w:color="ffffff"/>
         <w:tcBorders>
-          <w:top w:val="none"/>
+          <w:top w:val="none" w:color="000000" w:sz="4" w:space="0"/>
           <w:left w:val="single" w:color="000000" w:themeColor="accent1" w:themeTint="80" w:sz="4" w:space="0"/>
-          <w:bottom w:val="none"/>
-          <w:right w:val="none"/>
+          <w:bottom w:val="none" w:color="000000" w:sz="4" w:space="0"/>
+          <w:right w:val="none" w:color="000000" w:sz="4" w:space="0"/>
         </w:tcBorders>
       </w:tcPr>
     </w:tblStylePr>
@@ -14167,9 +14478,9 @@
         <w:shd w:val="clear" w:color="ffffff" w:themeColor="light1" w:fill="ffffff" w:themeFill="light1"/>
         <w:tcBorders>
           <w:top w:val="single" w:color="000000" w:themeColor="accent1" w:themeTint="80" w:sz="4" w:space="0"/>
-          <w:left w:val="none"/>
-          <w:bottom w:val="none"/>
-          <w:right w:val="none"/>
+          <w:left w:val="none" w:color="000000" w:sz="4" w:space="0"/>
+          <w:bottom w:val="none" w:color="000000" w:sz="4" w:space="0"/>
+          <w:right w:val="none" w:color="000000" w:sz="4" w:space="0"/>
         </w:tcBorders>
       </w:tcPr>
     </w:tblStylePr>
@@ -14239,9 +14550,9 @@
       </w:tcPr>
     </w:tblStylePr>
   </w:style>
-  <w:style w:type="table" w:styleId="62">
+  <w:style w:type="table" w:styleId="791">
     <w:name w:val="Grid Table 7 Colorful - Accent 2"/>
-    <w:basedOn w:val="10"/>
+    <w:basedOn w:val="739"/>
     <w:uiPriority w:val="99"/>
     <w:pPr>
       <w:pBdr/>
@@ -14343,11 +14654,11 @@
         <w:tblBorders/>
       </w:tblPr>
       <w:tcPr>
-        <w:shd w:color="ffffff"/>
+        <w:shd w:val="clear" w:color="ffffff"/>
         <w:tcBorders>
-          <w:top w:val="none"/>
-          <w:left w:val="none"/>
-          <w:bottom w:val="none"/>
+          <w:top w:val="none" w:color="000000" w:sz="4" w:space="0"/>
+          <w:left w:val="none" w:color="000000" w:sz="4" w:space="0"/>
+          <w:bottom w:val="none" w:color="000000" w:sz="4" w:space="0"/>
           <w:right w:val="single" w:color="000000" w:themeColor="accent2" w:themeTint="97" w:sz="4" w:space="0"/>
         </w:tcBorders>
       </w:tcPr>
@@ -14370,10 +14681,10 @@
       <w:tcPr>
         <w:shd w:val="clear" w:color="ffffff" w:themeColor="light1" w:fill="ffffff" w:themeFill="light1"/>
         <w:tcBorders>
-          <w:top w:val="none"/>
-          <w:left w:val="none"/>
+          <w:top w:val="none" w:color="000000" w:sz="4" w:space="0"/>
+          <w:left w:val="none" w:color="000000" w:sz="4" w:space="0"/>
           <w:bottom w:val="single" w:color="000000" w:themeColor="accent2" w:themeTint="97" w:sz="4" w:space="0"/>
-          <w:right w:val="none"/>
+          <w:right w:val="none" w:color="000000" w:sz="4" w:space="0"/>
         </w:tcBorders>
       </w:tcPr>
     </w:tblStylePr>
@@ -14393,12 +14704,12 @@
         <w:tblBorders/>
       </w:tblPr>
       <w:tcPr>
-        <w:shd w:color="ffffff"/>
+        <w:shd w:val="clear" w:color="ffffff"/>
         <w:tcBorders>
-          <w:top w:val="none"/>
+          <w:top w:val="none" w:color="000000" w:sz="4" w:space="0"/>
           <w:left w:val="single" w:color="000000" w:themeColor="accent2" w:themeTint="97" w:sz="4" w:space="0"/>
-          <w:bottom w:val="none"/>
-          <w:right w:val="none"/>
+          <w:bottom w:val="none" w:color="000000" w:sz="4" w:space="0"/>
+          <w:right w:val="none" w:color="000000" w:sz="4" w:space="0"/>
         </w:tcBorders>
       </w:tcPr>
     </w:tblStylePr>
@@ -14421,9 +14732,9 @@
         <w:shd w:val="clear" w:color="ffffff" w:themeColor="light1" w:fill="ffffff" w:themeFill="light1"/>
         <w:tcBorders>
           <w:top w:val="single" w:color="000000" w:themeColor="accent2" w:themeTint="97" w:sz="4" w:space="0"/>
-          <w:left w:val="none"/>
-          <w:bottom w:val="none"/>
-          <w:right w:val="none"/>
+          <w:left w:val="none" w:color="000000" w:sz="4" w:space="0"/>
+          <w:bottom w:val="none" w:color="000000" w:sz="4" w:space="0"/>
+          <w:right w:val="none" w:color="000000" w:sz="4" w:space="0"/>
         </w:tcBorders>
       </w:tcPr>
     </w:tblStylePr>
@@ -14493,9 +14804,9 @@
       </w:tcPr>
     </w:tblStylePr>
   </w:style>
-  <w:style w:type="table" w:styleId="63">
+  <w:style w:type="table" w:styleId="792">
     <w:name w:val="Grid Table 7 Colorful - Accent 3"/>
-    <w:basedOn w:val="10"/>
+    <w:basedOn w:val="739"/>
     <w:uiPriority w:val="99"/>
     <w:pPr>
       <w:pBdr/>
@@ -14597,11 +14908,11 @@
         <w:tblBorders/>
       </w:tblPr>
       <w:tcPr>
-        <w:shd w:color="ffffff"/>
+        <w:shd w:val="clear" w:color="ffffff"/>
         <w:tcBorders>
-          <w:top w:val="none"/>
-          <w:left w:val="none"/>
-          <w:bottom w:val="none"/>
+          <w:top w:val="none" w:color="000000" w:sz="4" w:space="0"/>
+          <w:left w:val="none" w:color="000000" w:sz="4" w:space="0"/>
+          <w:bottom w:val="none" w:color="000000" w:sz="4" w:space="0"/>
           <w:right w:val="single" w:color="000000" w:themeColor="accent3" w:themeTint="FE" w:sz="4" w:space="0"/>
         </w:tcBorders>
       </w:tcPr>
@@ -14624,10 +14935,10 @@
       <w:tcPr>
         <w:shd w:val="clear" w:color="ffffff" w:themeColor="light1" w:fill="ffffff" w:themeFill="light1"/>
         <w:tcBorders>
-          <w:top w:val="none"/>
-          <w:left w:val="none"/>
+          <w:top w:val="none" w:color="000000" w:sz="4" w:space="0"/>
+          <w:left w:val="none" w:color="000000" w:sz="4" w:space="0"/>
           <w:bottom w:val="single" w:color="000000" w:themeColor="accent3" w:themeTint="FE" w:sz="4" w:space="0"/>
-          <w:right w:val="none"/>
+          <w:right w:val="none" w:color="000000" w:sz="4" w:space="0"/>
         </w:tcBorders>
       </w:tcPr>
     </w:tblStylePr>
@@ -14647,12 +14958,12 @@
         <w:tblBorders/>
       </w:tblPr>
       <w:tcPr>
-        <w:shd w:color="ffffff"/>
+        <w:shd w:val="clear" w:color="ffffff"/>
         <w:tcBorders>
-          <w:top w:val="none"/>
+          <w:top w:val="none" w:color="000000" w:sz="4" w:space="0"/>
           <w:left w:val="single" w:color="000000" w:themeColor="accent3" w:themeTint="FE" w:sz="4" w:space="0"/>
-          <w:bottom w:val="none"/>
-          <w:right w:val="none"/>
+          <w:bottom w:val="none" w:color="000000" w:sz="4" w:space="0"/>
+          <w:right w:val="none" w:color="000000" w:sz="4" w:space="0"/>
         </w:tcBorders>
       </w:tcPr>
     </w:tblStylePr>
@@ -14675,9 +14986,9 @@
         <w:shd w:val="clear" w:color="ffffff" w:themeColor="light1" w:fill="ffffff" w:themeFill="light1"/>
         <w:tcBorders>
           <w:top w:val="single" w:color="000000" w:themeColor="accent3" w:themeTint="FE" w:sz="4" w:space="0"/>
-          <w:left w:val="none"/>
-          <w:bottom w:val="none"/>
-          <w:right w:val="none"/>
+          <w:left w:val="none" w:color="000000" w:sz="4" w:space="0"/>
+          <w:bottom w:val="none" w:color="000000" w:sz="4" w:space="0"/>
+          <w:right w:val="none" w:color="000000" w:sz="4" w:space="0"/>
         </w:tcBorders>
       </w:tcPr>
     </w:tblStylePr>
@@ -14747,9 +15058,9 @@
       </w:tcPr>
     </w:tblStylePr>
   </w:style>
-  <w:style w:type="table" w:styleId="64">
+  <w:style w:type="table" w:styleId="793">
     <w:name w:val="Grid Table 7 Colorful - Accent 4"/>
-    <w:basedOn w:val="10"/>
+    <w:basedOn w:val="739"/>
     <w:uiPriority w:val="99"/>
     <w:pPr>
       <w:pBdr/>
@@ -14851,11 +15162,11 @@
         <w:tblBorders/>
       </w:tblPr>
       <w:tcPr>
-        <w:shd w:color="ffffff"/>
+        <w:shd w:val="clear" w:color="ffffff"/>
         <w:tcBorders>
-          <w:top w:val="none"/>
-          <w:left w:val="none"/>
-          <w:bottom w:val="none"/>
+          <w:top w:val="none" w:color="000000" w:sz="4" w:space="0"/>
+          <w:left w:val="none" w:color="000000" w:sz="4" w:space="0"/>
+          <w:bottom w:val="none" w:color="000000" w:sz="4" w:space="0"/>
           <w:right w:val="single" w:color="000000" w:themeColor="accent4" w:themeTint="9A" w:sz="4" w:space="0"/>
         </w:tcBorders>
       </w:tcPr>
@@ -14878,10 +15189,10 @@
       <w:tcPr>
         <w:shd w:val="clear" w:color="ffffff" w:themeColor="light1" w:fill="ffffff" w:themeFill="light1"/>
         <w:tcBorders>
-          <w:top w:val="none"/>
-          <w:left w:val="none"/>
+          <w:top w:val="none" w:color="000000" w:sz="4" w:space="0"/>
+          <w:left w:val="none" w:color="000000" w:sz="4" w:space="0"/>
           <w:bottom w:val="single" w:color="000000" w:themeColor="accent4" w:themeTint="9A" w:sz="4" w:space="0"/>
-          <w:right w:val="none"/>
+          <w:right w:val="none" w:color="000000" w:sz="4" w:space="0"/>
         </w:tcBorders>
       </w:tcPr>
     </w:tblStylePr>
@@ -14901,12 +15212,12 @@
         <w:tblBorders/>
       </w:tblPr>
       <w:tcPr>
-        <w:shd w:color="ffffff"/>
+        <w:shd w:val="clear" w:color="ffffff"/>
         <w:tcBorders>
-          <w:top w:val="none"/>
+          <w:top w:val="none" w:color="000000" w:sz="4" w:space="0"/>
           <w:left w:val="single" w:color="000000" w:themeColor="accent4" w:themeTint="9A" w:sz="4" w:space="0"/>
-          <w:bottom w:val="none"/>
-          <w:right w:val="none"/>
+          <w:bottom w:val="none" w:color="000000" w:sz="4" w:space="0"/>
+          <w:right w:val="none" w:color="000000" w:sz="4" w:space="0"/>
         </w:tcBorders>
       </w:tcPr>
     </w:tblStylePr>
@@ -14929,9 +15240,9 @@
         <w:shd w:val="clear" w:color="ffffff" w:themeColor="light1" w:fill="ffffff" w:themeFill="light1"/>
         <w:tcBorders>
           <w:top w:val="single" w:color="000000" w:themeColor="accent4" w:themeTint="9A" w:sz="4" w:space="0"/>
-          <w:left w:val="none"/>
-          <w:bottom w:val="none"/>
-          <w:right w:val="none"/>
+          <w:left w:val="none" w:color="000000" w:sz="4" w:space="0"/>
+          <w:bottom w:val="none" w:color="000000" w:sz="4" w:space="0"/>
+          <w:right w:val="none" w:color="000000" w:sz="4" w:space="0"/>
         </w:tcBorders>
       </w:tcPr>
     </w:tblStylePr>
@@ -15001,9 +15312,9 @@
       </w:tcPr>
     </w:tblStylePr>
   </w:style>
-  <w:style w:type="table" w:styleId="65">
+  <w:style w:type="table" w:styleId="794">
     <w:name w:val="Grid Table 7 Colorful - Accent 5"/>
-    <w:basedOn w:val="10"/>
+    <w:basedOn w:val="739"/>
     <w:uiPriority w:val="99"/>
     <w:pPr>
       <w:pBdr/>
@@ -15105,11 +15416,11 @@
         <w:tblBorders/>
       </w:tblPr>
       <w:tcPr>
-        <w:shd w:color="ffffff"/>
+        <w:shd w:val="clear" w:color="ffffff"/>
         <w:tcBorders>
-          <w:top w:val="none"/>
-          <w:left w:val="none"/>
-          <w:bottom w:val="none"/>
+          <w:top w:val="none" w:color="000000" w:sz="4" w:space="0"/>
+          <w:left w:val="none" w:color="000000" w:sz="4" w:space="0"/>
+          <w:bottom w:val="none" w:color="000000" w:sz="4" w:space="0"/>
           <w:right w:val="single" w:color="000000" w:themeColor="accent5" w:themeTint="90" w:sz="4" w:space="0"/>
         </w:tcBorders>
       </w:tcPr>
@@ -15132,10 +15443,10 @@
       <w:tcPr>
         <w:shd w:val="clear" w:color="ffffff" w:themeColor="light1" w:fill="ffffff" w:themeFill="light1"/>
         <w:tcBorders>
-          <w:top w:val="none"/>
-          <w:left w:val="none"/>
+          <w:top w:val="none" w:color="000000" w:sz="4" w:space="0"/>
+          <w:left w:val="none" w:color="000000" w:sz="4" w:space="0"/>
           <w:bottom w:val="single" w:color="000000" w:themeColor="accent5" w:themeTint="90" w:sz="4" w:space="0"/>
-          <w:right w:val="none"/>
+          <w:right w:val="none" w:color="000000" w:sz="4" w:space="0"/>
         </w:tcBorders>
       </w:tcPr>
     </w:tblStylePr>
@@ -15155,12 +15466,12 @@
         <w:tblBorders/>
       </w:tblPr>
       <w:tcPr>
-        <w:shd w:color="ffffff"/>
+        <w:shd w:val="clear" w:color="ffffff"/>
         <w:tcBorders>
-          <w:top w:val="none"/>
+          <w:top w:val="none" w:color="000000" w:sz="4" w:space="0"/>
           <w:left w:val="single" w:color="000000" w:themeColor="accent5" w:themeTint="90" w:sz="4" w:space="0"/>
-          <w:bottom w:val="none"/>
-          <w:right w:val="none"/>
+          <w:bottom w:val="none" w:color="000000" w:sz="4" w:space="0"/>
+          <w:right w:val="none" w:color="000000" w:sz="4" w:space="0"/>
         </w:tcBorders>
       </w:tcPr>
     </w:tblStylePr>
@@ -15183,9 +15494,9 @@
         <w:shd w:val="clear" w:color="ffffff" w:themeColor="light1" w:fill="ffffff" w:themeFill="light1"/>
         <w:tcBorders>
           <w:top w:val="single" w:color="000000" w:themeColor="accent5" w:themeTint="90" w:sz="4" w:space="0"/>
-          <w:left w:val="none"/>
-          <w:bottom w:val="none"/>
-          <w:right w:val="none"/>
+          <w:left w:val="none" w:color="000000" w:sz="4" w:space="0"/>
+          <w:bottom w:val="none" w:color="000000" w:sz="4" w:space="0"/>
+          <w:right w:val="none" w:color="000000" w:sz="4" w:space="0"/>
         </w:tcBorders>
       </w:tcPr>
     </w:tblStylePr>
@@ -15255,9 +15566,9 @@
       </w:tcPr>
     </w:tblStylePr>
   </w:style>
-  <w:style w:type="table" w:styleId="66">
+  <w:style w:type="table" w:styleId="795">
     <w:name w:val="Grid Table 7 Colorful - Accent 6"/>
-    <w:basedOn w:val="10"/>
+    <w:basedOn w:val="739"/>
     <w:uiPriority w:val="99"/>
     <w:pPr>
       <w:pBdr/>
@@ -15359,11 +15670,11 @@
         <w:tblBorders/>
       </w:tblPr>
       <w:tcPr>
-        <w:shd w:color="ffffff"/>
+        <w:shd w:val="clear" w:color="ffffff"/>
         <w:tcBorders>
-          <w:top w:val="none"/>
-          <w:left w:val="none"/>
-          <w:bottom w:val="none"/>
+          <w:top w:val="none" w:color="000000" w:sz="4" w:space="0"/>
+          <w:left w:val="none" w:color="000000" w:sz="4" w:space="0"/>
+          <w:bottom w:val="none" w:color="000000" w:sz="4" w:space="0"/>
           <w:right w:val="single" w:color="000000" w:themeColor="accent6" w:themeTint="90" w:sz="4" w:space="0"/>
         </w:tcBorders>
       </w:tcPr>
@@ -15386,10 +15697,10 @@
       <w:tcPr>
         <w:shd w:val="clear" w:color="ffffff" w:themeColor="light1" w:fill="ffffff" w:themeFill="light1"/>
         <w:tcBorders>
-          <w:top w:val="none"/>
-          <w:left w:val="none"/>
+          <w:top w:val="none" w:color="000000" w:sz="4" w:space="0"/>
+          <w:left w:val="none" w:color="000000" w:sz="4" w:space="0"/>
           <w:bottom w:val="single" w:color="000000" w:themeColor="accent6" w:themeTint="90" w:sz="4" w:space="0"/>
-          <w:right w:val="none"/>
+          <w:right w:val="none" w:color="000000" w:sz="4" w:space="0"/>
         </w:tcBorders>
       </w:tcPr>
     </w:tblStylePr>
@@ -15409,12 +15720,12 @@
         <w:tblBorders/>
       </w:tblPr>
       <w:tcPr>
-        <w:shd w:color="ffffff"/>
+        <w:shd w:val="clear" w:color="ffffff"/>
         <w:tcBorders>
-          <w:top w:val="none"/>
+          <w:top w:val="none" w:color="000000" w:sz="4" w:space="0"/>
           <w:left w:val="single" w:color="000000" w:themeColor="accent6" w:themeTint="90" w:sz="4" w:space="0"/>
-          <w:bottom w:val="none"/>
-          <w:right w:val="none"/>
+          <w:bottom w:val="none" w:color="000000" w:sz="4" w:space="0"/>
+          <w:right w:val="none" w:color="000000" w:sz="4" w:space="0"/>
         </w:tcBorders>
       </w:tcPr>
     </w:tblStylePr>
@@ -15437,9 +15748,9 @@
         <w:shd w:val="clear" w:color="ffffff" w:themeColor="light1" w:fill="ffffff" w:themeFill="light1"/>
         <w:tcBorders>
           <w:top w:val="single" w:color="000000" w:themeColor="accent6" w:themeTint="90" w:sz="4" w:space="0"/>
-          <w:left w:val="none"/>
-          <w:bottom w:val="none"/>
-          <w:right w:val="none"/>
+          <w:left w:val="none" w:color="000000" w:sz="4" w:space="0"/>
+          <w:bottom w:val="none" w:color="000000" w:sz="4" w:space="0"/>
+          <w:right w:val="none" w:color="000000" w:sz="4" w:space="0"/>
         </w:tcBorders>
       </w:tcPr>
     </w:tblStylePr>
@@ -15509,9 +15820,9 @@
       </w:tcPr>
     </w:tblStylePr>
   </w:style>
-  <w:style w:type="table" w:styleId="67">
+  <w:style w:type="table" w:styleId="796">
     <w:name w:val="List Table 1 Light"/>
-    <w:basedOn w:val="10"/>
+    <w:basedOn w:val="739"/>
     <w:uiPriority w:val="99"/>
     <w:pPr>
       <w:pBdr/>
@@ -15725,9 +16036,9 @@
       </w:tcPr>
     </w:tblStylePr>
   </w:style>
-  <w:style w:type="table" w:styleId="68">
+  <w:style w:type="table" w:styleId="797">
     <w:name w:val="List Table 1 Light - Accent 1"/>
-    <w:basedOn w:val="10"/>
+    <w:basedOn w:val="739"/>
     <w:uiPriority w:val="99"/>
     <w:pPr>
       <w:pBdr/>
@@ -15941,9 +16252,9 @@
       </w:tcPr>
     </w:tblStylePr>
   </w:style>
-  <w:style w:type="table" w:styleId="69">
+  <w:style w:type="table" w:styleId="798">
     <w:name w:val="List Table 1 Light - Accent 2"/>
-    <w:basedOn w:val="10"/>
+    <w:basedOn w:val="739"/>
     <w:uiPriority w:val="99"/>
     <w:pPr>
       <w:pBdr/>
@@ -16157,9 +16468,9 @@
       </w:tcPr>
     </w:tblStylePr>
   </w:style>
-  <w:style w:type="table" w:styleId="70">
+  <w:style w:type="table" w:styleId="799">
     <w:name w:val="List Table 1 Light - Accent 3"/>
-    <w:basedOn w:val="10"/>
+    <w:basedOn w:val="739"/>
     <w:uiPriority w:val="99"/>
     <w:pPr>
       <w:pBdr/>
@@ -16373,9 +16684,9 @@
       </w:tcPr>
     </w:tblStylePr>
   </w:style>
-  <w:style w:type="table" w:styleId="71">
+  <w:style w:type="table" w:styleId="800">
     <w:name w:val="List Table 1 Light - Accent 4"/>
-    <w:basedOn w:val="10"/>
+    <w:basedOn w:val="739"/>
     <w:uiPriority w:val="99"/>
     <w:pPr>
       <w:pBdr/>
@@ -16589,9 +16900,9 @@
       </w:tcPr>
     </w:tblStylePr>
   </w:style>
-  <w:style w:type="table" w:styleId="72">
+  <w:style w:type="table" w:styleId="801">
     <w:name w:val="List Table 1 Light - Accent 5"/>
-    <w:basedOn w:val="10"/>
+    <w:basedOn w:val="739"/>
     <w:uiPriority w:val="99"/>
     <w:pPr>
       <w:pBdr/>
@@ -16805,9 +17116,9 @@
       </w:tcPr>
     </w:tblStylePr>
   </w:style>
-  <w:style w:type="table" w:styleId="73">
+  <w:style w:type="table" w:styleId="802">
     <w:name w:val="List Table 1 Light - Accent 6"/>
-    <w:basedOn w:val="10"/>
+    <w:basedOn w:val="739"/>
     <w:uiPriority w:val="99"/>
     <w:pPr>
       <w:pBdr/>
@@ -17021,9 +17332,9 @@
       </w:tcPr>
     </w:tblStylePr>
   </w:style>
-  <w:style w:type="table" w:styleId="74">
+  <w:style w:type="table" w:styleId="803">
     <w:name w:val="List Table 2"/>
-    <w:basedOn w:val="10"/>
+    <w:basedOn w:val="739"/>
     <w:uiPriority w:val="99"/>
     <w:pPr>
       <w:pBdr/>
@@ -17259,9 +17570,9 @@
       </w:tcPr>
     </w:tblStylePr>
   </w:style>
-  <w:style w:type="table" w:styleId="75">
+  <w:style w:type="table" w:styleId="804">
     <w:name w:val="List Table 2 - Accent 1"/>
-    <w:basedOn w:val="10"/>
+    <w:basedOn w:val="739"/>
     <w:uiPriority w:val="99"/>
     <w:pPr>
       <w:pBdr/>
@@ -17497,9 +17808,9 @@
       </w:tcPr>
     </w:tblStylePr>
   </w:style>
-  <w:style w:type="table" w:styleId="76">
+  <w:style w:type="table" w:styleId="805">
     <w:name w:val="List Table 2 - Accent 2"/>
-    <w:basedOn w:val="10"/>
+    <w:basedOn w:val="739"/>
     <w:uiPriority w:val="99"/>
     <w:pPr>
       <w:pBdr/>
@@ -17735,9 +18046,9 @@
       </w:tcPr>
     </w:tblStylePr>
   </w:style>
-  <w:style w:type="table" w:styleId="77">
+  <w:style w:type="table" w:styleId="806">
     <w:name w:val="List Table 2 - Accent 3"/>
-    <w:basedOn w:val="10"/>
+    <w:basedOn w:val="739"/>
     <w:uiPriority w:val="99"/>
     <w:pPr>
       <w:pBdr/>
@@ -17973,9 +18284,9 @@
       </w:tcPr>
     </w:tblStylePr>
   </w:style>
-  <w:style w:type="table" w:styleId="78">
+  <w:style w:type="table" w:styleId="807">
     <w:name w:val="List Table 2 - Accent 4"/>
-    <w:basedOn w:val="10"/>
+    <w:basedOn w:val="739"/>
     <w:uiPriority w:val="99"/>
     <w:pPr>
       <w:pBdr/>
@@ -18211,9 +18522,9 @@
       </w:tcPr>
     </w:tblStylePr>
   </w:style>
-  <w:style w:type="table" w:styleId="79">
+  <w:style w:type="table" w:styleId="808">
     <w:name w:val="List Table 2 - Accent 5"/>
-    <w:basedOn w:val="10"/>
+    <w:basedOn w:val="739"/>
     <w:uiPriority w:val="99"/>
     <w:pPr>
       <w:pBdr/>
@@ -18449,9 +18760,9 @@
       </w:tcPr>
     </w:tblStylePr>
   </w:style>
-  <w:style w:type="table" w:styleId="80">
+  <w:style w:type="table" w:styleId="809">
     <w:name w:val="List Table 2 - Accent 6"/>
-    <w:basedOn w:val="10"/>
+    <w:basedOn w:val="739"/>
     <w:uiPriority w:val="99"/>
     <w:pPr>
       <w:pBdr/>
@@ -18687,9 +18998,9 @@
       </w:tcPr>
     </w:tblStylePr>
   </w:style>
-  <w:style w:type="table" w:styleId="81">
+  <w:style w:type="table" w:styleId="810">
     <w:name w:val="List Table 3"/>
-    <w:basedOn w:val="10"/>
+    <w:basedOn w:val="739"/>
     <w:uiPriority w:val="99"/>
     <w:pPr>
       <w:pBdr/>
@@ -18915,9 +19226,9 @@
       </w:tcPr>
     </w:tblStylePr>
   </w:style>
-  <w:style w:type="table" w:styleId="82">
+  <w:style w:type="table" w:styleId="811">
     <w:name w:val="List Table 3 - Accent 1"/>
-    <w:basedOn w:val="10"/>
+    <w:basedOn w:val="739"/>
     <w:uiPriority w:val="99"/>
     <w:pPr>
       <w:pBdr/>
@@ -19143,9 +19454,9 @@
       </w:tcPr>
     </w:tblStylePr>
   </w:style>
-  <w:style w:type="table" w:styleId="83">
+  <w:style w:type="table" w:styleId="812">
     <w:name w:val="List Table 3 - Accent 2"/>
-    <w:basedOn w:val="10"/>
+    <w:basedOn w:val="739"/>
     <w:uiPriority w:val="99"/>
     <w:pPr>
       <w:pBdr/>
@@ -19371,9 +19682,9 @@
       </w:tcPr>
     </w:tblStylePr>
   </w:style>
-  <w:style w:type="table" w:styleId="84">
+  <w:style w:type="table" w:styleId="813">
     <w:name w:val="List Table 3 - Accent 3"/>
-    <w:basedOn w:val="10"/>
+    <w:basedOn w:val="739"/>
     <w:uiPriority w:val="99"/>
     <w:pPr>
       <w:pBdr/>
@@ -19599,9 +19910,9 @@
       </w:tcPr>
     </w:tblStylePr>
   </w:style>
-  <w:style w:type="table" w:styleId="85">
+  <w:style w:type="table" w:styleId="814">
     <w:name w:val="List Table 3 - Accent 4"/>
-    <w:basedOn w:val="10"/>
+    <w:basedOn w:val="739"/>
     <w:uiPriority w:val="99"/>
     <w:pPr>
       <w:pBdr/>
@@ -19827,9 +20138,9 @@
       </w:tcPr>
     </w:tblStylePr>
   </w:style>
-  <w:style w:type="table" w:styleId="86">
+  <w:style w:type="table" w:styleId="815">
     <w:name w:val="List Table 3 - Accent 5"/>
-    <w:basedOn w:val="10"/>
+    <w:basedOn w:val="739"/>
     <w:uiPriority w:val="99"/>
     <w:pPr>
       <w:pBdr/>
@@ -20055,9 +20366,9 @@
       </w:tcPr>
     </w:tblStylePr>
   </w:style>
-  <w:style w:type="table" w:styleId="87">
+  <w:style w:type="table" w:styleId="816">
     <w:name w:val="List Table 3 - Accent 6"/>
-    <w:basedOn w:val="10"/>
+    <w:basedOn w:val="739"/>
     <w:uiPriority w:val="99"/>
     <w:pPr>
       <w:pBdr/>
@@ -20283,9 +20594,9 @@
       </w:tcPr>
     </w:tblStylePr>
   </w:style>
-  <w:style w:type="table" w:styleId="88">
+  <w:style w:type="table" w:styleId="817">
     <w:name w:val="List Table 4"/>
-    <w:basedOn w:val="10"/>
+    <w:basedOn w:val="739"/>
     <w:uiPriority w:val="99"/>
     <w:pPr>
       <w:pBdr/>
@@ -20508,9 +20819,9 @@
       </w:tcPr>
     </w:tblStylePr>
   </w:style>
-  <w:style w:type="table" w:styleId="89">
+  <w:style w:type="table" w:styleId="818">
     <w:name w:val="List Table 4 - Accent 1"/>
-    <w:basedOn w:val="10"/>
+    <w:basedOn w:val="739"/>
     <w:uiPriority w:val="99"/>
     <w:pPr>
       <w:pBdr/>
@@ -20733,9 +21044,9 @@
       </w:tcPr>
     </w:tblStylePr>
   </w:style>
-  <w:style w:type="table" w:styleId="90">
+  <w:style w:type="table" w:styleId="819">
     <w:name w:val="List Table 4 - Accent 2"/>
-    <w:basedOn w:val="10"/>
+    <w:basedOn w:val="739"/>
     <w:uiPriority w:val="99"/>
     <w:pPr>
       <w:pBdr/>
@@ -20958,9 +21269,9 @@
       </w:tcPr>
     </w:tblStylePr>
   </w:style>
-  <w:style w:type="table" w:styleId="91">
+  <w:style w:type="table" w:styleId="820">
     <w:name w:val="List Table 4 - Accent 3"/>
-    <w:basedOn w:val="10"/>
+    <w:basedOn w:val="739"/>
     <w:uiPriority w:val="99"/>
     <w:pPr>
       <w:pBdr/>
@@ -21183,9 +21494,9 @@
       </w:tcPr>
     </w:tblStylePr>
   </w:style>
-  <w:style w:type="table" w:styleId="92">
+  <w:style w:type="table" w:styleId="821">
     <w:name w:val="List Table 4 - Accent 4"/>
-    <w:basedOn w:val="10"/>
+    <w:basedOn w:val="739"/>
     <w:uiPriority w:val="99"/>
     <w:pPr>
       <w:pBdr/>
@@ -21408,9 +21719,9 @@
       </w:tcPr>
     </w:tblStylePr>
   </w:style>
-  <w:style w:type="table" w:styleId="93">
+  <w:style w:type="table" w:styleId="822">
     <w:name w:val="List Table 4 - Accent 5"/>
-    <w:basedOn w:val="10"/>
+    <w:basedOn w:val="739"/>
     <w:uiPriority w:val="99"/>
     <w:pPr>
       <w:pBdr/>
@@ -21633,9 +21944,9 @@
       </w:tcPr>
     </w:tblStylePr>
   </w:style>
-  <w:style w:type="table" w:styleId="94">
+  <w:style w:type="table" w:styleId="823">
     <w:name w:val="List Table 4 - Accent 6"/>
-    <w:basedOn w:val="10"/>
+    <w:basedOn w:val="739"/>
     <w:uiPriority w:val="99"/>
     <w:pPr>
       <w:pBdr/>
@@ -21858,9 +22169,9 @@
       </w:tcPr>
     </w:tblStylePr>
   </w:style>
-  <w:style w:type="table" w:styleId="95">
+  <w:style w:type="table" w:styleId="824">
     <w:name w:val="List Table 5 Dark"/>
-    <w:basedOn w:val="10"/>
+    <w:basedOn w:val="739"/>
     <w:uiPriority w:val="99"/>
     <w:pPr>
       <w:pBdr/>
@@ -22100,9 +22411,9 @@
       </w:tcPr>
     </w:tblStylePr>
   </w:style>
-  <w:style w:type="table" w:styleId="96">
+  <w:style w:type="table" w:styleId="825">
     <w:name w:val="List Table 5 Dark - Accent 1"/>
-    <w:basedOn w:val="10"/>
+    <w:basedOn w:val="739"/>
     <w:uiPriority w:val="99"/>
     <w:pPr>
       <w:pBdr/>
@@ -22342,9 +22653,9 @@
       </w:tcPr>
     </w:tblStylePr>
   </w:style>
-  <w:style w:type="table" w:styleId="97">
+  <w:style w:type="table" w:styleId="826">
     <w:name w:val="List Table 5 Dark - Accent 2"/>
-    <w:basedOn w:val="10"/>
+    <w:basedOn w:val="739"/>
     <w:uiPriority w:val="99"/>
     <w:pPr>
       <w:pBdr/>
@@ -22584,9 +22895,9 @@
       </w:tcPr>
     </w:tblStylePr>
   </w:style>
-  <w:style w:type="table" w:styleId="98">
+  <w:style w:type="table" w:styleId="827">
     <w:name w:val="List Table 5 Dark - Accent 3"/>
-    <w:basedOn w:val="10"/>
+    <w:basedOn w:val="739"/>
     <w:uiPriority w:val="99"/>
     <w:pPr>
       <w:pBdr/>
@@ -22826,9 +23137,9 @@
       </w:tcPr>
     </w:tblStylePr>
   </w:style>
-  <w:style w:type="table" w:styleId="99">
+  <w:style w:type="table" w:styleId="828">
     <w:name w:val="List Table 5 Dark - Accent 4"/>
-    <w:basedOn w:val="10"/>
+    <w:basedOn w:val="739"/>
     <w:uiPriority w:val="99"/>
     <w:pPr>
       <w:pBdr/>
@@ -23068,9 +23379,9 @@
       </w:tcPr>
     </w:tblStylePr>
   </w:style>
-  <w:style w:type="table" w:styleId="100">
+  <w:style w:type="table" w:styleId="829">
     <w:name w:val="List Table 5 Dark - Accent 5"/>
-    <w:basedOn w:val="10"/>
+    <w:basedOn w:val="739"/>
     <w:uiPriority w:val="99"/>
     <w:pPr>
       <w:pBdr/>
@@ -23310,9 +23621,9 @@
       </w:tcPr>
     </w:tblStylePr>
   </w:style>
-  <w:style w:type="table" w:styleId="101">
+  <w:style w:type="table" w:styleId="830">
     <w:name w:val="List Table 5 Dark - Accent 6"/>
-    <w:basedOn w:val="10"/>
+    <w:basedOn w:val="739"/>
     <w:uiPriority w:val="99"/>
     <w:pPr>
       <w:pBdr/>
@@ -23552,9 +23863,9 @@
       </w:tcPr>
     </w:tblStylePr>
   </w:style>
-  <w:style w:type="table" w:styleId="102">
+  <w:style w:type="table" w:styleId="831">
     <w:name w:val="List Table 6 Colorful"/>
-    <w:basedOn w:val="10"/>
+    <w:basedOn w:val="739"/>
     <w:uiPriority w:val="99"/>
     <w:pPr>
       <w:pBdr/>
@@ -23775,9 +24086,9 @@
       </w:tcPr>
     </w:tblStylePr>
   </w:style>
-  <w:style w:type="table" w:styleId="103">
+  <w:style w:type="table" w:styleId="832">
     <w:name w:val="List Table 6 Colorful - Accent 1"/>
-    <w:basedOn w:val="10"/>
+    <w:basedOn w:val="739"/>
     <w:uiPriority w:val="99"/>
     <w:pPr>
       <w:pBdr/>
@@ -23998,9 +24309,9 @@
       </w:tcPr>
     </w:tblStylePr>
   </w:style>
-  <w:style w:type="table" w:styleId="104">
+  <w:style w:type="table" w:styleId="833">
     <w:name w:val="List Table 6 Colorful - Accent 2"/>
-    <w:basedOn w:val="10"/>
+    <w:basedOn w:val="739"/>
     <w:uiPriority w:val="99"/>
     <w:pPr>
       <w:pBdr/>
@@ -24221,9 +24532,9 @@
       </w:tcPr>
     </w:tblStylePr>
   </w:style>
-  <w:style w:type="table" w:styleId="105">
+  <w:style w:type="table" w:styleId="834">
     <w:name w:val="List Table 6 Colorful - Accent 3"/>
-    <w:basedOn w:val="10"/>
+    <w:basedOn w:val="739"/>
     <w:uiPriority w:val="99"/>
     <w:pPr>
       <w:pBdr/>
@@ -24444,9 +24755,9 @@
       </w:tcPr>
     </w:tblStylePr>
   </w:style>
-  <w:style w:type="table" w:styleId="106">
+  <w:style w:type="table" w:styleId="835">
     <w:name w:val="List Table 6 Colorful - Accent 4"/>
-    <w:basedOn w:val="10"/>
+    <w:basedOn w:val="739"/>
     <w:uiPriority w:val="99"/>
     <w:pPr>
       <w:pBdr/>
@@ -24667,9 +24978,9 @@
       </w:tcPr>
     </w:tblStylePr>
   </w:style>
-  <w:style w:type="table" w:styleId="107">
+  <w:style w:type="table" w:styleId="836">
     <w:name w:val="List Table 6 Colorful - Accent 5"/>
-    <w:basedOn w:val="10"/>
+    <w:basedOn w:val="739"/>
     <w:uiPriority w:val="99"/>
     <w:pPr>
       <w:pBdr/>
@@ -24890,9 +25201,9 @@
       </w:tcPr>
     </w:tblStylePr>
   </w:style>
-  <w:style w:type="table" w:styleId="108">
+  <w:style w:type="table" w:styleId="837">
     <w:name w:val="List Table 6 Colorful - Accent 6"/>
-    <w:basedOn w:val="10"/>
+    <w:basedOn w:val="739"/>
     <w:uiPriority w:val="99"/>
     <w:pPr>
       <w:pBdr/>
@@ -25113,9 +25424,9 @@
       </w:tcPr>
     </w:tblStylePr>
   </w:style>
-  <w:style w:type="table" w:styleId="109">
+  <w:style w:type="table" w:styleId="838">
     <w:name w:val="List Table 7 Colorful"/>
-    <w:basedOn w:val="10"/>
+    <w:basedOn w:val="739"/>
     <w:uiPriority w:val="99"/>
     <w:pPr>
       <w:pBdr/>
@@ -25214,11 +25525,11 @@
         <w:tblBorders/>
       </w:tblPr>
       <w:tcPr>
-        <w:shd w:color="ffffff"/>
+        <w:shd w:val="clear" w:color="ffffff"/>
         <w:tcBorders>
-          <w:top w:val="none"/>
-          <w:left w:val="none"/>
-          <w:bottom w:val="none"/>
+          <w:top w:val="none" w:color="000000" w:sz="4" w:space="0"/>
+          <w:left w:val="none" w:color="000000" w:sz="4" w:space="0"/>
+          <w:bottom w:val="none" w:color="000000" w:sz="4" w:space="0"/>
           <w:right w:val="single" w:color="000000" w:themeColor="text1" w:themeTint="80" w:sz="4" w:space="0"/>
         </w:tcBorders>
       </w:tcPr>
@@ -25241,10 +25552,10 @@
       <w:tcPr>
         <w:shd w:val="clear" w:color="ffffff" w:themeColor="light1" w:fill="ffffff" w:themeFill="light1"/>
         <w:tcBorders>
-          <w:top w:val="none"/>
-          <w:left w:val="none"/>
+          <w:top w:val="none" w:color="000000" w:sz="4" w:space="0"/>
+          <w:left w:val="none" w:color="000000" w:sz="4" w:space="0"/>
           <w:bottom w:val="single" w:color="000000" w:themeColor="text1" w:themeTint="80" w:sz="4" w:space="0"/>
-          <w:right w:val="none"/>
+          <w:right w:val="none" w:color="000000" w:sz="4" w:space="0"/>
         </w:tcBorders>
       </w:tcPr>
     </w:tblStylePr>
@@ -25264,12 +25575,12 @@
         <w:tblBorders/>
       </w:tblPr>
       <w:tcPr>
-        <w:shd w:color="ffffff"/>
+        <w:shd w:val="clear" w:color="ffffff"/>
         <w:tcBorders>
-          <w:top w:val="none"/>
+          <w:top w:val="none" w:color="000000" w:sz="4" w:space="0"/>
           <w:left w:val="single" w:color="000000" w:themeColor="text1" w:themeTint="80" w:sz="4" w:space="0"/>
-          <w:bottom w:val="none"/>
-          <w:right w:val="none"/>
+          <w:bottom w:val="none" w:color="000000" w:sz="4" w:space="0"/>
+          <w:right w:val="none" w:color="000000" w:sz="4" w:space="0"/>
         </w:tcBorders>
       </w:tcPr>
     </w:tblStylePr>
@@ -25292,9 +25603,9 @@
         <w:shd w:val="clear" w:color="ffffff" w:themeColor="light1" w:fill="ffffff" w:themeFill="light1"/>
         <w:tcBorders>
           <w:top w:val="single" w:color="000000" w:themeColor="text1" w:themeTint="80" w:sz="4" w:space="0"/>
-          <w:left w:val="none"/>
-          <w:bottom w:val="none"/>
-          <w:right w:val="none"/>
+          <w:left w:val="none" w:color="000000" w:sz="4" w:space="0"/>
+          <w:bottom w:val="none" w:color="000000" w:sz="4" w:space="0"/>
+          <w:right w:val="none" w:color="000000" w:sz="4" w:space="0"/>
         </w:tcBorders>
       </w:tcPr>
     </w:tblStylePr>
@@ -25369,9 +25680,9 @@
       </w:tcPr>
     </w:tblStylePr>
   </w:style>
-  <w:style w:type="table" w:styleId="110">
+  <w:style w:type="table" w:styleId="839">
     <w:name w:val="List Table 7 Colorful - Accent 1"/>
-    <w:basedOn w:val="10"/>
+    <w:basedOn w:val="739"/>
     <w:uiPriority w:val="99"/>
     <w:pPr>
       <w:pBdr/>
@@ -25470,11 +25781,11 @@
         <w:tblBorders/>
       </w:tblPr>
       <w:tcPr>
-        <w:shd w:color="ffffff"/>
+        <w:shd w:val="clear" w:color="ffffff"/>
         <w:tcBorders>
-          <w:top w:val="none"/>
-          <w:left w:val="none"/>
-          <w:bottom w:val="none"/>
+          <w:top w:val="none" w:color="000000" w:sz="4" w:space="0"/>
+          <w:left w:val="none" w:color="000000" w:sz="4" w:space="0"/>
+          <w:bottom w:val="none" w:color="000000" w:sz="4" w:space="0"/>
           <w:right w:val="single" w:color="000000" w:themeColor="accent1" w:sz="4" w:space="0"/>
         </w:tcBorders>
       </w:tcPr>
@@ -25497,10 +25808,10 @@
       <w:tcPr>
         <w:shd w:val="clear" w:color="ffffff" w:themeColor="light1" w:fill="ffffff" w:themeFill="light1"/>
         <w:tcBorders>
-          <w:top w:val="none"/>
-          <w:left w:val="none"/>
+          <w:top w:val="none" w:color="000000" w:sz="4" w:space="0"/>
+          <w:left w:val="none" w:color="000000" w:sz="4" w:space="0"/>
           <w:bottom w:val="single" w:color="000000" w:themeColor="accent1" w:sz="4" w:space="0"/>
-          <w:right w:val="none"/>
+          <w:right w:val="none" w:color="000000" w:sz="4" w:space="0"/>
         </w:tcBorders>
       </w:tcPr>
     </w:tblStylePr>
@@ -25520,12 +25831,12 @@
         <w:tblBorders/>
       </w:tblPr>
       <w:tcPr>
-        <w:shd w:color="ffffff"/>
+        <w:shd w:val="clear" w:color="ffffff"/>
         <w:tcBorders>
-          <w:top w:val="none"/>
+          <w:top w:val="none" w:color="000000" w:sz="4" w:space="0"/>
           <w:left w:val="single" w:color="000000" w:themeColor="accent1" w:sz="4" w:space="0"/>
-          <w:bottom w:val="none"/>
-          <w:right w:val="none"/>
+          <w:bottom w:val="none" w:color="000000" w:sz="4" w:space="0"/>
+          <w:right w:val="none" w:color="000000" w:sz="4" w:space="0"/>
         </w:tcBorders>
       </w:tcPr>
     </w:tblStylePr>
@@ -25548,9 +25859,9 @@
         <w:shd w:val="clear" w:color="ffffff" w:themeColor="light1" w:fill="ffffff" w:themeFill="light1"/>
         <w:tcBorders>
           <w:top w:val="single" w:color="000000" w:themeColor="accent1" w:sz="4" w:space="0"/>
-          <w:left w:val="none"/>
-          <w:bottom w:val="none"/>
-          <w:right w:val="none"/>
+          <w:left w:val="none" w:color="000000" w:sz="4" w:space="0"/>
+          <w:bottom w:val="none" w:color="000000" w:sz="4" w:space="0"/>
+          <w:right w:val="none" w:color="000000" w:sz="4" w:space="0"/>
         </w:tcBorders>
       </w:tcPr>
     </w:tblStylePr>
@@ -25625,9 +25936,9 @@
       </w:tcPr>
     </w:tblStylePr>
   </w:style>
-  <w:style w:type="table" w:styleId="111">
+  <w:style w:type="table" w:styleId="840">
     <w:name w:val="List Table 7 Colorful - Accent 2"/>
-    <w:basedOn w:val="10"/>
+    <w:basedOn w:val="739"/>
     <w:uiPriority w:val="99"/>
     <w:pPr>
       <w:pBdr/>
@@ -25726,11 +26037,11 @@
         <w:tblBorders/>
       </w:tblPr>
       <w:tcPr>
-        <w:shd w:color="ffffff"/>
+        <w:shd w:val="clear" w:color="ffffff"/>
         <w:tcBorders>
-          <w:top w:val="none"/>
-          <w:left w:val="none"/>
-          <w:bottom w:val="none"/>
+          <w:top w:val="none" w:color="000000" w:sz="4" w:space="0"/>
+          <w:left w:val="none" w:color="000000" w:sz="4" w:space="0"/>
+          <w:bottom w:val="none" w:color="000000" w:sz="4" w:space="0"/>
           <w:right w:val="single" w:color="000000" w:themeColor="accent2" w:themeTint="97" w:sz="4" w:space="0"/>
         </w:tcBorders>
       </w:tcPr>
@@ -25753,10 +26064,10 @@
       <w:tcPr>
         <w:shd w:val="clear" w:color="ffffff" w:themeColor="light1" w:fill="ffffff" w:themeFill="light1"/>
         <w:tcBorders>
-          <w:top w:val="none"/>
-          <w:left w:val="none"/>
+          <w:top w:val="none" w:color="000000" w:sz="4" w:space="0"/>
+          <w:left w:val="none" w:color="000000" w:sz="4" w:space="0"/>
           <w:bottom w:val="single" w:color="000000" w:themeColor="accent2" w:themeTint="97" w:sz="4" w:space="0"/>
-          <w:right w:val="none"/>
+          <w:right w:val="none" w:color="000000" w:sz="4" w:space="0"/>
         </w:tcBorders>
       </w:tcPr>
     </w:tblStylePr>
@@ -25776,12 +26087,12 @@
         <w:tblBorders/>
       </w:tblPr>
       <w:tcPr>
-        <w:shd w:color="ffffff"/>
+        <w:shd w:val="clear" w:color="ffffff"/>
         <w:tcBorders>
-          <w:top w:val="none"/>
+          <w:top w:val="none" w:color="000000" w:sz="4" w:space="0"/>
           <w:left w:val="single" w:color="000000" w:themeColor="accent2" w:themeTint="97" w:sz="4" w:space="0"/>
-          <w:bottom w:val="none"/>
-          <w:right w:val="none"/>
+          <w:bottom w:val="none" w:color="000000" w:sz="4" w:space="0"/>
+          <w:right w:val="none" w:color="000000" w:sz="4" w:space="0"/>
         </w:tcBorders>
       </w:tcPr>
     </w:tblStylePr>
@@ -25804,9 +26115,9 @@
         <w:shd w:val="clear" w:color="ffffff" w:themeColor="light1" w:fill="ffffff" w:themeFill="light1"/>
         <w:tcBorders>
           <w:top w:val="single" w:color="000000" w:themeColor="accent2" w:themeTint="97" w:sz="4" w:space="0"/>
-          <w:left w:val="none"/>
-          <w:bottom w:val="none"/>
-          <w:right w:val="none"/>
+          <w:left w:val="none" w:color="000000" w:sz="4" w:space="0"/>
+          <w:bottom w:val="none" w:color="000000" w:sz="4" w:space="0"/>
+          <w:right w:val="none" w:color="000000" w:sz="4" w:space="0"/>
         </w:tcBorders>
       </w:tcPr>
     </w:tblStylePr>
@@ -25881,9 +26192,9 @@
       </w:tcPr>
     </w:tblStylePr>
   </w:style>
-  <w:style w:type="table" w:styleId="112">
+  <w:style w:type="table" w:styleId="841">
     <w:name w:val="List Table 7 Colorful - Accent 3"/>
-    <w:basedOn w:val="10"/>
+    <w:basedOn w:val="739"/>
     <w:uiPriority w:val="99"/>
     <w:pPr>
       <w:pBdr/>
@@ -25982,11 +26293,11 @@
         <w:tblBorders/>
       </w:tblPr>
       <w:tcPr>
-        <w:shd w:color="ffffff"/>
+        <w:shd w:val="clear" w:color="ffffff"/>
         <w:tcBorders>
-          <w:top w:val="none"/>
-          <w:left w:val="none"/>
-          <w:bottom w:val="none"/>
+          <w:top w:val="none" w:color="000000" w:sz="4" w:space="0"/>
+          <w:left w:val="none" w:color="000000" w:sz="4" w:space="0"/>
+          <w:bottom w:val="none" w:color="000000" w:sz="4" w:space="0"/>
           <w:right w:val="single" w:color="000000" w:themeColor="accent3" w:themeTint="98" w:sz="4" w:space="0"/>
         </w:tcBorders>
       </w:tcPr>
@@ -26009,10 +26320,10 @@
       <w:tcPr>
         <w:shd w:val="clear" w:color="ffffff" w:themeColor="light1" w:fill="ffffff" w:themeFill="light1"/>
         <w:tcBorders>
-          <w:top w:val="none"/>
-          <w:left w:val="none"/>
+          <w:top w:val="none" w:color="000000" w:sz="4" w:space="0"/>
+          <w:left w:val="none" w:color="000000" w:sz="4" w:space="0"/>
           <w:bottom w:val="single" w:color="000000" w:themeColor="accent3" w:themeTint="98" w:sz="4" w:space="0"/>
-          <w:right w:val="none"/>
+          <w:right w:val="none" w:color="000000" w:sz="4" w:space="0"/>
         </w:tcBorders>
       </w:tcPr>
     </w:tblStylePr>
@@ -26032,12 +26343,12 @@
         <w:tblBorders/>
       </w:tblPr>
       <w:tcPr>
-        <w:shd w:color="ffffff"/>
+        <w:shd w:val="clear" w:color="ffffff"/>
         <w:tcBorders>
-          <w:top w:val="none"/>
+          <w:top w:val="none" w:color="000000" w:sz="4" w:space="0"/>
           <w:left w:val="single" w:color="000000" w:themeColor="accent3" w:themeTint="98" w:sz="4" w:space="0"/>
-          <w:bottom w:val="none"/>
-          <w:right w:val="none"/>
+          <w:bottom w:val="none" w:color="000000" w:sz="4" w:space="0"/>
+          <w:right w:val="none" w:color="000000" w:sz="4" w:space="0"/>
         </w:tcBorders>
       </w:tcPr>
     </w:tblStylePr>
@@ -26060,9 +26371,9 @@
         <w:shd w:val="clear" w:color="ffffff" w:themeColor="light1" w:fill="ffffff" w:themeFill="light1"/>
         <w:tcBorders>
           <w:top w:val="single" w:color="000000" w:themeColor="accent3" w:themeTint="98" w:sz="4" w:space="0"/>
-          <w:left w:val="none"/>
-          <w:bottom w:val="none"/>
-          <w:right w:val="none"/>
+          <w:left w:val="none" w:color="000000" w:sz="4" w:space="0"/>
+          <w:bottom w:val="none" w:color="000000" w:sz="4" w:space="0"/>
+          <w:right w:val="none" w:color="000000" w:sz="4" w:space="0"/>
         </w:tcBorders>
       </w:tcPr>
     </w:tblStylePr>
@@ -26137,9 +26448,9 @@
       </w:tcPr>
     </w:tblStylePr>
   </w:style>
-  <w:style w:type="table" w:styleId="113">
+  <w:style w:type="table" w:styleId="842">
     <w:name w:val="List Table 7 Colorful - Accent 4"/>
-    <w:basedOn w:val="10"/>
+    <w:basedOn w:val="739"/>
     <w:uiPriority w:val="99"/>
     <w:pPr>
       <w:pBdr/>
@@ -26238,11 +26549,11 @@
         <w:tblBorders/>
       </w:tblPr>
       <w:tcPr>
-        <w:shd w:color="ffffff"/>
+        <w:shd w:val="clear" w:color="ffffff"/>
         <w:tcBorders>
-          <w:top w:val="none"/>
-          <w:left w:val="none"/>
-          <w:bottom w:val="none"/>
+          <w:top w:val="none" w:color="000000" w:sz="4" w:space="0"/>
+          <w:left w:val="none" w:color="000000" w:sz="4" w:space="0"/>
+          <w:bottom w:val="none" w:color="000000" w:sz="4" w:space="0"/>
           <w:right w:val="single" w:color="000000" w:themeColor="accent4" w:themeTint="9A" w:sz="4" w:space="0"/>
         </w:tcBorders>
       </w:tcPr>
@@ -26265,10 +26576,10 @@
       <w:tcPr>
         <w:shd w:val="clear" w:color="ffffff" w:themeColor="light1" w:fill="ffffff" w:themeFill="light1"/>
         <w:tcBorders>
-          <w:top w:val="none"/>
-          <w:left w:val="none"/>
+          <w:top w:val="none" w:color="000000" w:sz="4" w:space="0"/>
+          <w:left w:val="none" w:color="000000" w:sz="4" w:space="0"/>
           <w:bottom w:val="single" w:color="000000" w:themeColor="accent4" w:themeTint="9A" w:sz="4" w:space="0"/>
-          <w:right w:val="none"/>
+          <w:right w:val="none" w:color="000000" w:sz="4" w:space="0"/>
         </w:tcBorders>
       </w:tcPr>
     </w:tblStylePr>
@@ -26288,12 +26599,12 @@
         <w:tblBorders/>
       </w:tblPr>
       <w:tcPr>
-        <w:shd w:color="ffffff"/>
+        <w:shd w:val="clear" w:color="ffffff"/>
         <w:tcBorders>
-          <w:top w:val="none"/>
+          <w:top w:val="none" w:color="000000" w:sz="4" w:space="0"/>
           <w:left w:val="single" w:color="000000" w:themeColor="accent4" w:themeTint="9A" w:sz="4" w:space="0"/>
-          <w:bottom w:val="none"/>
-          <w:right w:val="none"/>
+          <w:bottom w:val="none" w:color="000000" w:sz="4" w:space="0"/>
+          <w:right w:val="none" w:color="000000" w:sz="4" w:space="0"/>
         </w:tcBorders>
       </w:tcPr>
     </w:tblStylePr>
@@ -26316,9 +26627,9 @@
         <w:shd w:val="clear" w:color="ffffff" w:themeColor="light1" w:fill="ffffff" w:themeFill="light1"/>
         <w:tcBorders>
           <w:top w:val="single" w:color="000000" w:themeColor="accent4" w:themeTint="9A" w:sz="4" w:space="0"/>
-          <w:left w:val="none"/>
-          <w:bottom w:val="none"/>
-          <w:right w:val="none"/>
+          <w:left w:val="none" w:color="000000" w:sz="4" w:space="0"/>
+          <w:bottom w:val="none" w:color="000000" w:sz="4" w:space="0"/>
+          <w:right w:val="none" w:color="000000" w:sz="4" w:space="0"/>
         </w:tcBorders>
       </w:tcPr>
     </w:tblStylePr>
@@ -26393,9 +26704,9 @@
       </w:tcPr>
     </w:tblStylePr>
   </w:style>
-  <w:style w:type="table" w:styleId="114">
+  <w:style w:type="table" w:styleId="843">
     <w:name w:val="List Table 7 Colorful - Accent 5"/>
-    <w:basedOn w:val="10"/>
+    <w:basedOn w:val="739"/>
     <w:uiPriority w:val="99"/>
     <w:pPr>
       <w:pBdr/>
@@ -26494,11 +26805,11 @@
         <w:tblBorders/>
       </w:tblPr>
       <w:tcPr>
-        <w:shd w:color="ffffff"/>
+        <w:shd w:val="clear" w:color="ffffff"/>
         <w:tcBorders>
-          <w:top w:val="none"/>
-          <w:left w:val="none"/>
-          <w:bottom w:val="none"/>
+          <w:top w:val="none" w:color="000000" w:sz="4" w:space="0"/>
+          <w:left w:val="none" w:color="000000" w:sz="4" w:space="0"/>
+          <w:bottom w:val="none" w:color="000000" w:sz="4" w:space="0"/>
           <w:right w:val="single" w:color="000000" w:themeColor="accent5" w:themeTint="9A" w:sz="4" w:space="0"/>
         </w:tcBorders>
       </w:tcPr>
@@ -26521,10 +26832,10 @@
       <w:tcPr>
         <w:shd w:val="clear" w:color="ffffff" w:themeColor="light1" w:fill="ffffff" w:themeFill="light1"/>
         <w:tcBorders>
-          <w:top w:val="none"/>
-          <w:left w:val="none"/>
+          <w:top w:val="none" w:color="000000" w:sz="4" w:space="0"/>
+          <w:left w:val="none" w:color="000000" w:sz="4" w:space="0"/>
           <w:bottom w:val="single" w:color="000000" w:themeColor="accent5" w:themeTint="9A" w:sz="4" w:space="0"/>
-          <w:right w:val="none"/>
+          <w:right w:val="none" w:color="000000" w:sz="4" w:space="0"/>
         </w:tcBorders>
       </w:tcPr>
     </w:tblStylePr>
@@ -26544,12 +26855,12 @@
         <w:tblBorders/>
       </w:tblPr>
       <w:tcPr>
-        <w:shd w:color="ffffff"/>
+        <w:shd w:val="clear" w:color="ffffff"/>
         <w:tcBorders>
-          <w:top w:val="none"/>
+          <w:top w:val="none" w:color="000000" w:sz="4" w:space="0"/>
           <w:left w:val="single" w:color="000000" w:themeColor="accent5" w:themeTint="9A" w:sz="4" w:space="0"/>
-          <w:bottom w:val="none"/>
-          <w:right w:val="none"/>
+          <w:bottom w:val="none" w:color="000000" w:sz="4" w:space="0"/>
+          <w:right w:val="none" w:color="000000" w:sz="4" w:space="0"/>
         </w:tcBorders>
       </w:tcPr>
     </w:tblStylePr>
@@ -26572,9 +26883,9 @@
         <w:shd w:val="clear" w:color="ffffff" w:themeColor="light1" w:fill="ffffff" w:themeFill="light1"/>
         <w:tcBorders>
           <w:top w:val="single" w:color="000000" w:themeColor="accent5" w:themeTint="9A" w:sz="4" w:space="0"/>
-          <w:left w:val="none"/>
-          <w:bottom w:val="none"/>
-          <w:right w:val="none"/>
+          <w:left w:val="none" w:color="000000" w:sz="4" w:space="0"/>
+          <w:bottom w:val="none" w:color="000000" w:sz="4" w:space="0"/>
+          <w:right w:val="none" w:color="000000" w:sz="4" w:space="0"/>
         </w:tcBorders>
       </w:tcPr>
     </w:tblStylePr>
@@ -26649,9 +26960,9 @@
       </w:tcPr>
     </w:tblStylePr>
   </w:style>
-  <w:style w:type="table" w:styleId="115">
+  <w:style w:type="table" w:styleId="844">
     <w:name w:val="List Table 7 Colorful - Accent 6"/>
-    <w:basedOn w:val="10"/>
+    <w:basedOn w:val="739"/>
     <w:uiPriority w:val="99"/>
     <w:pPr>
       <w:pBdr/>
@@ -26750,11 +27061,11 @@
         <w:tblBorders/>
       </w:tblPr>
       <w:tcPr>
-        <w:shd w:color="ffffff"/>
+        <w:shd w:val="clear" w:color="ffffff"/>
         <w:tcBorders>
-          <w:top w:val="none"/>
-          <w:left w:val="none"/>
-          <w:bottom w:val="none"/>
+          <w:top w:val="none" w:color="000000" w:sz="4" w:space="0"/>
+          <w:left w:val="none" w:color="000000" w:sz="4" w:space="0"/>
+          <w:bottom w:val="none" w:color="000000" w:sz="4" w:space="0"/>
           <w:right w:val="single" w:color="000000" w:themeColor="accent6" w:themeTint="98" w:sz="4" w:space="0"/>
         </w:tcBorders>
       </w:tcPr>
@@ -26777,10 +27088,10 @@
       <w:tcPr>
         <w:shd w:val="clear" w:color="ffffff" w:themeColor="light1" w:fill="ffffff" w:themeFill="light1"/>
         <w:tcBorders>
-          <w:top w:val="none"/>
-          <w:left w:val="none"/>
+          <w:top w:val="none" w:color="000000" w:sz="4" w:space="0"/>
+          <w:left w:val="none" w:color="000000" w:sz="4" w:space="0"/>
           <w:bottom w:val="single" w:color="000000" w:themeColor="accent6" w:themeTint="98" w:sz="4" w:space="0"/>
-          <w:right w:val="none"/>
+          <w:right w:val="none" w:color="000000" w:sz="4" w:space="0"/>
         </w:tcBorders>
       </w:tcPr>
     </w:tblStylePr>
@@ -26800,12 +27111,12 @@
         <w:tblBorders/>
       </w:tblPr>
       <w:tcPr>
-        <w:shd w:color="ffffff"/>
+        <w:shd w:val="clear" w:color="ffffff"/>
         <w:tcBorders>
-          <w:top w:val="none"/>
+          <w:top w:val="none" w:color="000000" w:sz="4" w:space="0"/>
           <w:left w:val="single" w:color="000000" w:themeColor="accent6" w:themeTint="98" w:sz="4" w:space="0"/>
-          <w:bottom w:val="none"/>
-          <w:right w:val="none"/>
+          <w:bottom w:val="none" w:color="000000" w:sz="4" w:space="0"/>
+          <w:right w:val="none" w:color="000000" w:sz="4" w:space="0"/>
         </w:tcBorders>
       </w:tcPr>
     </w:tblStylePr>
@@ -26828,9 +27139,9 @@
         <w:shd w:val="clear" w:color="ffffff" w:themeColor="light1" w:fill="ffffff" w:themeFill="light1"/>
         <w:tcBorders>
           <w:top w:val="single" w:color="000000" w:themeColor="accent6" w:themeTint="98" w:sz="4" w:space="0"/>
-          <w:left w:val="none"/>
-          <w:bottom w:val="none"/>
-          <w:right w:val="none"/>
+          <w:left w:val="none" w:color="000000" w:sz="4" w:space="0"/>
+          <w:bottom w:val="none" w:color="000000" w:sz="4" w:space="0"/>
+          <w:right w:val="none" w:color="000000" w:sz="4" w:space="0"/>
         </w:tcBorders>
       </w:tcPr>
     </w:tblStylePr>
@@ -26905,9 +27216,9 @@
       </w:tcPr>
     </w:tblStylePr>
   </w:style>
-  <w:style w:type="table" w:styleId="116">
+  <w:style w:type="table" w:styleId="845">
     <w:name w:val="Lined - Accent"/>
-    <w:basedOn w:val="10"/>
+    <w:basedOn w:val="739"/>
     <w:uiPriority w:val="99"/>
     <w:pPr>
       <w:pBdr/>
@@ -27142,9 +27453,9 @@
       </w:tcPr>
     </w:tblStylePr>
   </w:style>
-  <w:style w:type="table" w:styleId="117">
+  <w:style w:type="table" w:styleId="846">
     <w:name w:val="Lined - Accent 1"/>
-    <w:basedOn w:val="10"/>
+    <w:basedOn w:val="739"/>
     <w:uiPriority w:val="99"/>
     <w:pPr>
       <w:pBdr/>
@@ -27379,9 +27690,9 @@
       </w:tcPr>
     </w:tblStylePr>
   </w:style>
-  <w:style w:type="table" w:styleId="118">
+  <w:style w:type="table" w:styleId="847">
     <w:name w:val="Lined - Accent 2"/>
-    <w:basedOn w:val="10"/>
+    <w:basedOn w:val="739"/>
     <w:uiPriority w:val="99"/>
     <w:pPr>
       <w:pBdr/>
@@ -27616,9 +27927,9 @@
       </w:tcPr>
     </w:tblStylePr>
   </w:style>
-  <w:style w:type="table" w:styleId="119">
+  <w:style w:type="table" w:styleId="848">
     <w:name w:val="Lined - Accent 3"/>
-    <w:basedOn w:val="10"/>
+    <w:basedOn w:val="739"/>
     <w:uiPriority w:val="99"/>
     <w:pPr>
       <w:pBdr/>
@@ -27853,9 +28164,9 @@
       </w:tcPr>
     </w:tblStylePr>
   </w:style>
-  <w:style w:type="table" w:styleId="120">
+  <w:style w:type="table" w:styleId="849">
     <w:name w:val="Lined - Accent 4"/>
-    <w:basedOn w:val="10"/>
+    <w:basedOn w:val="739"/>
     <w:uiPriority w:val="99"/>
     <w:pPr>
       <w:pBdr/>
@@ -28090,9 +28401,9 @@
       </w:tcPr>
     </w:tblStylePr>
   </w:style>
-  <w:style w:type="table" w:styleId="121">
+  <w:style w:type="table" w:styleId="850">
     <w:name w:val="Lined - Accent 5"/>
-    <w:basedOn w:val="10"/>
+    <w:basedOn w:val="739"/>
     <w:uiPriority w:val="99"/>
     <w:pPr>
       <w:pBdr/>
@@ -28327,9 +28638,9 @@
       </w:tcPr>
     </w:tblStylePr>
   </w:style>
-  <w:style w:type="table" w:styleId="122">
+  <w:style w:type="table" w:styleId="851">
     <w:name w:val="Lined - Accent 6"/>
-    <w:basedOn w:val="10"/>
+    <w:basedOn w:val="739"/>
     <w:uiPriority w:val="99"/>
     <w:pPr>
       <w:pBdr/>
@@ -28564,9 +28875,9 @@
       </w:tcPr>
     </w:tblStylePr>
   </w:style>
-  <w:style w:type="table" w:styleId="123">
+  <w:style w:type="table" w:styleId="852">
     <w:name w:val="Bordered &amp; Lined - Accent"/>
-    <w:basedOn w:val="10"/>
+    <w:basedOn w:val="739"/>
     <w:uiPriority w:val="99"/>
     <w:pPr>
       <w:pBdr/>
@@ -28808,9 +29119,9 @@
       </w:tcPr>
     </w:tblStylePr>
   </w:style>
-  <w:style w:type="table" w:styleId="124">
+  <w:style w:type="table" w:styleId="853">
     <w:name w:val="Bordered &amp; Lined - Accent 1"/>
-    <w:basedOn w:val="10"/>
+    <w:basedOn w:val="739"/>
     <w:uiPriority w:val="99"/>
     <w:pPr>
       <w:pBdr/>
@@ -29052,9 +29363,9 @@
       </w:tcPr>
     </w:tblStylePr>
   </w:style>
-  <w:style w:type="table" w:styleId="125">
+  <w:style w:type="table" w:styleId="854">
     <w:name w:val="Bordered &amp; Lined - Accent 2"/>
-    <w:basedOn w:val="10"/>
+    <w:basedOn w:val="739"/>
     <w:uiPriority w:val="99"/>
     <w:pPr>
       <w:pBdr/>
@@ -29296,9 +29607,9 @@
       </w:tcPr>
     </w:tblStylePr>
   </w:style>
-  <w:style w:type="table" w:styleId="126">
+  <w:style w:type="table" w:styleId="855">
     <w:name w:val="Bordered &amp; Lined - Accent 3"/>
-    <w:basedOn w:val="10"/>
+    <w:basedOn w:val="739"/>
     <w:uiPriority w:val="99"/>
     <w:pPr>
       <w:pBdr/>
@@ -29540,9 +29851,9 @@
       </w:tcPr>
     </w:tblStylePr>
   </w:style>
-  <w:style w:type="table" w:styleId="127">
+  <w:style w:type="table" w:styleId="856">
     <w:name w:val="Bordered &amp; Lined - Accent 4"/>
-    <w:basedOn w:val="10"/>
+    <w:basedOn w:val="739"/>
     <w:uiPriority w:val="99"/>
     <w:pPr>
       <w:pBdr/>
@@ -29784,9 +30095,9 @@
       </w:tcPr>
     </w:tblStylePr>
   </w:style>
-  <w:style w:type="table" w:styleId="128">
+  <w:style w:type="table" w:styleId="857">
     <w:name w:val="Bordered &amp; Lined - Accent 5"/>
-    <w:basedOn w:val="10"/>
+    <w:basedOn w:val="739"/>
     <w:uiPriority w:val="99"/>
     <w:pPr>
       <w:pBdr/>
@@ -30028,9 +30339,9 @@
       </w:tcPr>
     </w:tblStylePr>
   </w:style>
-  <w:style w:type="table" w:styleId="129">
+  <w:style w:type="table" w:styleId="858">
     <w:name w:val="Bordered &amp; Lined - Accent 6"/>
-    <w:basedOn w:val="10"/>
+    <w:basedOn w:val="739"/>
     <w:uiPriority w:val="99"/>
     <w:pPr>
       <w:pBdr/>
@@ -30272,9 +30583,9 @@
       </w:tcPr>
     </w:tblStylePr>
   </w:style>
-  <w:style w:type="table" w:styleId="130">
+  <w:style w:type="table" w:styleId="859">
     <w:name w:val="Bordered"/>
-    <w:basedOn w:val="10"/>
+    <w:basedOn w:val="739"/>
     <w:uiPriority w:val="99"/>
     <w:pPr>
       <w:pBdr/>
@@ -30503,9 +30814,9 @@
       </w:tcPr>
     </w:tblStylePr>
   </w:style>
-  <w:style w:type="table" w:styleId="131">
+  <w:style w:type="table" w:styleId="860">
     <w:name w:val="Bordered - Accent 1"/>
-    <w:basedOn w:val="10"/>
+    <w:basedOn w:val="739"/>
     <w:uiPriority w:val="99"/>
     <w:pPr>
       <w:pBdr/>
@@ -30734,9 +31045,9 @@
       </w:tcPr>
     </w:tblStylePr>
   </w:style>
-  <w:style w:type="table" w:styleId="132">
+  <w:style w:type="table" w:styleId="861">
     <w:name w:val="Bordered - Accent 2"/>
-    <w:basedOn w:val="10"/>
+    <w:basedOn w:val="739"/>
     <w:uiPriority w:val="99"/>
     <w:pPr>
       <w:pBdr/>
@@ -30965,9 +31276,9 @@
       </w:tcPr>
     </w:tblStylePr>
   </w:style>
-  <w:style w:type="table" w:styleId="133">
+  <w:style w:type="table" w:styleId="862">
     <w:name w:val="Bordered - Accent 3"/>
-    <w:basedOn w:val="10"/>
+    <w:basedOn w:val="739"/>
     <w:uiPriority w:val="99"/>
     <w:pPr>
       <w:pBdr/>
@@ -31196,9 +31507,9 @@
       </w:tcPr>
     </w:tblStylePr>
   </w:style>
-  <w:style w:type="table" w:styleId="134">
+  <w:style w:type="table" w:styleId="863">
     <w:name w:val="Bordered - Accent 4"/>
-    <w:basedOn w:val="10"/>
+    <w:basedOn w:val="739"/>
     <w:uiPriority w:val="99"/>
     <w:pPr>
       <w:pBdr/>
@@ -31427,9 +31738,9 @@
       </w:tcPr>
     </w:tblStylePr>
   </w:style>
-  <w:style w:type="table" w:styleId="135">
+  <w:style w:type="table" w:styleId="864">
     <w:name w:val="Bordered - Accent 5"/>
-    <w:basedOn w:val="10"/>
+    <w:basedOn w:val="739"/>
     <w:uiPriority w:val="99"/>
     <w:pPr>
       <w:pBdr/>
@@ -31658,9 +31969,9 @@
       </w:tcPr>
     </w:tblStylePr>
   </w:style>
-  <w:style w:type="table" w:styleId="136">
+  <w:style w:type="table" w:styleId="865">
     <w:name w:val="Bordered - Accent 6"/>
-    <w:basedOn w:val="10"/>
+    <w:basedOn w:val="739"/>
     <w:uiPriority w:val="99"/>
     <w:pPr>
       <w:pBdr/>
@@ -31889,11 +32200,11 @@
       </w:tcPr>
     </w:tblStylePr>
   </w:style>
-  <w:style w:type="paragraph" w:styleId="144">
+  <w:style w:type="paragraph" w:styleId="866">
     <w:name w:val="Heading 7"/>
-    <w:basedOn w:val="697"/>
-    <w:next w:val="697"/>
-    <w:link w:val="155"/>
+    <w:basedOn w:val="919"/>
+    <w:next w:val="919"/>
+    <w:link w:val="877"/>
     <w:uiPriority w:val="9"/>
     <w:unhideWhenUsed/>
     <w:qFormat/>
@@ -31910,11 +32221,11 @@
       <w:color w:val="595959" w:themeColor="text1" w:themeTint="A6"/>
     </w:rPr>
   </w:style>
-  <w:style w:type="paragraph" w:styleId="145">
+  <w:style w:type="paragraph" w:styleId="867">
     <w:name w:val="Heading 8"/>
-    <w:basedOn w:val="697"/>
-    <w:next w:val="697"/>
-    <w:link w:val="156"/>
+    <w:basedOn w:val="919"/>
+    <w:next w:val="919"/>
+    <w:link w:val="878"/>
     <w:uiPriority w:val="9"/>
     <w:unhideWhenUsed/>
     <w:qFormat/>
@@ -31933,11 +32244,11 @@
       <w:color w:val="272727" w:themeColor="text1" w:themeTint="D8"/>
     </w:rPr>
   </w:style>
-  <w:style w:type="paragraph" w:styleId="146">
+  <w:style w:type="paragraph" w:styleId="868">
     <w:name w:val="Heading 9"/>
-    <w:basedOn w:val="697"/>
-    <w:next w:val="697"/>
-    <w:link w:val="157"/>
+    <w:basedOn w:val="919"/>
+    <w:next w:val="919"/>
+    <w:link w:val="879"/>
     <w:uiPriority w:val="9"/>
     <w:unhideWhenUsed/>
     <w:qFormat/>
@@ -31956,7 +32267,7 @@
       <w:color w:val="272727" w:themeColor="text1" w:themeTint="D8"/>
     </w:rPr>
   </w:style>
-  <w:style w:type="character" w:styleId="147" w:default="1">
+  <w:style w:type="character" w:styleId="869" w:default="1">
     <w:name w:val="Default Paragraph Font"/>
     <w:uiPriority w:val="1"/>
     <w:semiHidden/>
@@ -31967,7 +32278,7 @@
       <w:ind/>
     </w:pPr>
   </w:style>
-  <w:style w:type="numbering" w:styleId="148" w:default="1">
+  <w:style w:type="numbering" w:styleId="870" w:default="1">
     <w:name w:val="No List"/>
     <w:uiPriority w:val="99"/>
     <w:semiHidden/>
@@ -31978,10 +32289,10 @@
       <w:ind/>
     </w:pPr>
   </w:style>
-  <w:style w:type="character" w:styleId="149">
+  <w:style w:type="character" w:styleId="871">
     <w:name w:val="Heading 1 Char"/>
-    <w:basedOn w:val="147"/>
-    <w:link w:val="699"/>
+    <w:basedOn w:val="869"/>
+    <w:link w:val="921"/>
     <w:uiPriority w:val="9"/>
     <w:pPr>
       <w:pBdr/>
@@ -31995,10 +32306,10 @@
       <w:szCs w:val="40"/>
     </w:rPr>
   </w:style>
-  <w:style w:type="character" w:styleId="150">
+  <w:style w:type="character" w:styleId="872">
     <w:name w:val="Heading 2 Char"/>
-    <w:basedOn w:val="147"/>
-    <w:link w:val="700"/>
+    <w:basedOn w:val="869"/>
+    <w:link w:val="922"/>
     <w:uiPriority w:val="9"/>
     <w:pPr>
       <w:pBdr/>
@@ -32012,10 +32323,10 @@
       <w:szCs w:val="32"/>
     </w:rPr>
   </w:style>
-  <w:style w:type="character" w:styleId="151">
+  <w:style w:type="character" w:styleId="873">
     <w:name w:val="Heading 3 Char"/>
-    <w:basedOn w:val="147"/>
-    <w:link w:val="701"/>
+    <w:basedOn w:val="869"/>
+    <w:link w:val="923"/>
     <w:uiPriority w:val="9"/>
     <w:pPr>
       <w:pBdr/>
@@ -32029,10 +32340,10 @@
       <w:szCs w:val="28"/>
     </w:rPr>
   </w:style>
-  <w:style w:type="character" w:styleId="152">
+  <w:style w:type="character" w:styleId="874">
     <w:name w:val="Heading 4 Char"/>
-    <w:basedOn w:val="147"/>
-    <w:link w:val="702"/>
+    <w:basedOn w:val="869"/>
+    <w:link w:val="924"/>
     <w:uiPriority w:val="9"/>
     <w:pPr>
       <w:pBdr/>
@@ -32046,10 +32357,10 @@
       <w:color w:val="0f4761" w:themeColor="accent1" w:themeShade="BF"/>
     </w:rPr>
   </w:style>
-  <w:style w:type="character" w:styleId="153">
+  <w:style w:type="character" w:styleId="875">
     <w:name w:val="Heading 5 Char"/>
-    <w:basedOn w:val="147"/>
-    <w:link w:val="703"/>
+    <w:basedOn w:val="869"/>
+    <w:link w:val="925"/>
     <w:uiPriority w:val="9"/>
     <w:pPr>
       <w:pBdr/>
@@ -32061,10 +32372,10 @@
       <w:color w:val="0f4761" w:themeColor="accent1" w:themeShade="BF"/>
     </w:rPr>
   </w:style>
-  <w:style w:type="character" w:styleId="154">
+  <w:style w:type="character" w:styleId="876">
     <w:name w:val="Heading 6 Char"/>
-    <w:basedOn w:val="147"/>
-    <w:link w:val="704"/>
+    <w:basedOn w:val="869"/>
+    <w:link w:val="926"/>
     <w:uiPriority w:val="9"/>
     <w:pPr>
       <w:pBdr/>
@@ -32078,10 +32389,10 @@
       <w:color w:val="595959" w:themeColor="text1" w:themeTint="A6"/>
     </w:rPr>
   </w:style>
-  <w:style w:type="character" w:styleId="155">
+  <w:style w:type="character" w:styleId="877">
     <w:name w:val="Heading 7 Char"/>
-    <w:basedOn w:val="147"/>
-    <w:link w:val="144"/>
+    <w:basedOn w:val="869"/>
+    <w:link w:val="866"/>
     <w:uiPriority w:val="9"/>
     <w:pPr>
       <w:pBdr/>
@@ -32093,10 +32404,10 @@
       <w:color w:val="595959" w:themeColor="text1" w:themeTint="A6"/>
     </w:rPr>
   </w:style>
-  <w:style w:type="character" w:styleId="156">
+  <w:style w:type="character" w:styleId="878">
     <w:name w:val="Heading 8 Char"/>
-    <w:basedOn w:val="147"/>
-    <w:link w:val="145"/>
+    <w:basedOn w:val="869"/>
+    <w:link w:val="867"/>
     <w:uiPriority w:val="9"/>
     <w:pPr>
       <w:pBdr/>
@@ -32110,10 +32421,10 @@
       <w:color w:val="272727" w:themeColor="text1" w:themeTint="D8"/>
     </w:rPr>
   </w:style>
-  <w:style w:type="character" w:styleId="157">
+  <w:style w:type="character" w:styleId="879">
     <w:name w:val="Heading 9 Char"/>
-    <w:basedOn w:val="147"/>
-    <w:link w:val="146"/>
+    <w:basedOn w:val="869"/>
+    <w:link w:val="868"/>
     <w:uiPriority w:val="9"/>
     <w:pPr>
       <w:pBdr/>
@@ -32127,10 +32438,10 @@
       <w:color w:val="272727" w:themeColor="text1" w:themeTint="D8"/>
     </w:rPr>
   </w:style>
-  <w:style w:type="character" w:styleId="159">
+  <w:style w:type="character" w:styleId="880">
     <w:name w:val="Title Char"/>
-    <w:basedOn w:val="147"/>
-    <w:link w:val="705"/>
+    <w:basedOn w:val="869"/>
+    <w:link w:val="927"/>
     <w:uiPriority w:val="10"/>
     <w:pPr>
       <w:pBdr/>
@@ -32144,10 +32455,10 @@
       <w:szCs w:val="56"/>
     </w:rPr>
   </w:style>
-  <w:style w:type="character" w:styleId="161">
+  <w:style w:type="character" w:styleId="881">
     <w:name w:val="Subtitle Char"/>
-    <w:basedOn w:val="147"/>
-    <w:link w:val="706"/>
+    <w:basedOn w:val="869"/>
+    <w:link w:val="928"/>
     <w:uiPriority w:val="11"/>
     <w:pPr>
       <w:pBdr/>
@@ -32161,11 +32472,11 @@
       <w:szCs w:val="28"/>
     </w:rPr>
   </w:style>
-  <w:style w:type="paragraph" w:styleId="162">
+  <w:style w:type="paragraph" w:styleId="882">
     <w:name w:val="Quote"/>
-    <w:basedOn w:val="697"/>
-    <w:next w:val="697"/>
-    <w:link w:val="163"/>
+    <w:basedOn w:val="919"/>
+    <w:next w:val="919"/>
+    <w:link w:val="883"/>
     <w:uiPriority w:val="29"/>
     <w:qFormat/>
     <w:pPr>
@@ -32180,10 +32491,10 @@
       <w:color w:val="404040" w:themeColor="text1" w:themeTint="BF"/>
     </w:rPr>
   </w:style>
-  <w:style w:type="character" w:styleId="163">
+  <w:style w:type="character" w:styleId="883">
     <w:name w:val="Quote Char"/>
-    <w:basedOn w:val="147"/>
-    <w:link w:val="162"/>
+    <w:basedOn w:val="869"/>
+    <w:link w:val="882"/>
     <w:uiPriority w:val="29"/>
     <w:pPr>
       <w:pBdr/>
@@ -32196,9 +32507,9 @@
       <w:color w:val="404040" w:themeColor="text1" w:themeTint="BF"/>
     </w:rPr>
   </w:style>
-  <w:style w:type="paragraph" w:styleId="164">
+  <w:style w:type="paragraph" w:styleId="884">
     <w:name w:val="List Paragraph"/>
-    <w:basedOn w:val="697"/>
+    <w:basedOn w:val="919"/>
     <w:uiPriority w:val="34"/>
     <w:qFormat/>
     <w:pPr>
@@ -32208,9 +32519,9 @@
       <w:contextualSpacing w:val="true"/>
     </w:pPr>
   </w:style>
-  <w:style w:type="character" w:styleId="165">
+  <w:style w:type="character" w:styleId="885">
     <w:name w:val="Intense Emphasis"/>
-    <w:basedOn w:val="147"/>
+    <w:basedOn w:val="869"/>
     <w:uiPriority w:val="21"/>
     <w:qFormat/>
     <w:pPr>
@@ -32224,11 +32535,11 @@
       <w:color w:val="0f4761" w:themeColor="accent1" w:themeShade="BF"/>
     </w:rPr>
   </w:style>
-  <w:style w:type="paragraph" w:styleId="166">
+  <w:style w:type="paragraph" w:styleId="886">
     <w:name w:val="Intense Quote"/>
-    <w:basedOn w:val="697"/>
-    <w:next w:val="697"/>
-    <w:link w:val="167"/>
+    <w:basedOn w:val="919"/>
+    <w:next w:val="919"/>
+    <w:link w:val="887"/>
     <w:uiPriority w:val="30"/>
     <w:qFormat/>
     <w:pPr>
@@ -32246,10 +32557,10 @@
       <w:color w:val="0f4761" w:themeColor="accent1" w:themeShade="BF"/>
     </w:rPr>
   </w:style>
-  <w:style w:type="character" w:styleId="167">
+  <w:style w:type="character" w:styleId="887">
     <w:name w:val="Intense Quote Char"/>
-    <w:basedOn w:val="147"/>
-    <w:link w:val="166"/>
+    <w:basedOn w:val="869"/>
+    <w:link w:val="886"/>
     <w:uiPriority w:val="30"/>
     <w:pPr>
       <w:pBdr/>
@@ -32262,9 +32573,9 @@
       <w:color w:val="0f4761" w:themeColor="accent1" w:themeShade="BF"/>
     </w:rPr>
   </w:style>
-  <w:style w:type="character" w:styleId="168">
+  <w:style w:type="character" w:styleId="888">
     <w:name w:val="Intense Reference"/>
-    <w:basedOn w:val="147"/>
+    <w:basedOn w:val="869"/>
     <w:uiPriority w:val="32"/>
     <w:qFormat/>
     <w:pPr>
@@ -32280,9 +32591,9 @@
       <w:spacing w:val="5"/>
     </w:rPr>
   </w:style>
-  <w:style w:type="paragraph" w:styleId="169">
+  <w:style w:type="paragraph" w:styleId="889">
     <w:name w:val="No Spacing"/>
-    <w:basedOn w:val="697"/>
+    <w:basedOn w:val="919"/>
     <w:uiPriority w:val="1"/>
     <w:qFormat/>
     <w:pPr>
@@ -32291,9 +32602,9 @@
       <w:ind/>
     </w:pPr>
   </w:style>
-  <w:style w:type="character" w:styleId="170">
+  <w:style w:type="character" w:styleId="890">
     <w:name w:val="Subtle Emphasis"/>
-    <w:basedOn w:val="147"/>
+    <w:basedOn w:val="869"/>
     <w:uiPriority w:val="19"/>
     <w:qFormat/>
     <w:pPr>
@@ -32307,9 +32618,9 @@
       <w:color w:val="404040" w:themeColor="text1" w:themeTint="BF"/>
     </w:rPr>
   </w:style>
-  <w:style w:type="character" w:styleId="171">
+  <w:style w:type="character" w:styleId="891">
     <w:name w:val="Emphasis"/>
-    <w:basedOn w:val="147"/>
+    <w:basedOn w:val="869"/>
     <w:uiPriority w:val="20"/>
     <w:qFormat/>
     <w:pPr>
@@ -32322,9 +32633,9 @@
       <w:iCs/>
     </w:rPr>
   </w:style>
-  <w:style w:type="character" w:styleId="172">
+  <w:style w:type="character" w:styleId="892">
     <w:name w:val="Strong"/>
-    <w:basedOn w:val="147"/>
+    <w:basedOn w:val="869"/>
     <w:uiPriority w:val="22"/>
     <w:qFormat/>
     <w:pPr>
@@ -32337,9 +32648,9 @@
       <w:bCs/>
     </w:rPr>
   </w:style>
-  <w:style w:type="character" w:styleId="173">
+  <w:style w:type="character" w:styleId="893">
     <w:name w:val="Subtle Reference"/>
-    <w:basedOn w:val="147"/>
+    <w:basedOn w:val="869"/>
     <w:uiPriority w:val="31"/>
     <w:qFormat/>
     <w:pPr>
@@ -32352,9 +32663,9 @@
       <w:color w:val="5a5a5a" w:themeColor="text1" w:themeTint="A5"/>
     </w:rPr>
   </w:style>
-  <w:style w:type="character" w:styleId="174">
+  <w:style w:type="character" w:styleId="894">
     <w:name w:val="Book Title"/>
-    <w:basedOn w:val="147"/>
+    <w:basedOn w:val="869"/>
     <w:uiPriority w:val="33"/>
     <w:qFormat/>
     <w:pPr>
@@ -32370,10 +32681,10 @@
       <w:spacing w:val="5"/>
     </w:rPr>
   </w:style>
-  <w:style w:type="paragraph" w:styleId="175">
+  <w:style w:type="paragraph" w:styleId="895">
     <w:name w:val="Header"/>
-    <w:basedOn w:val="697"/>
-    <w:link w:val="176"/>
+    <w:basedOn w:val="919"/>
+    <w:link w:val="896"/>
     <w:uiPriority w:val="99"/>
     <w:unhideWhenUsed/>
     <w:pPr>
@@ -32386,10 +32697,10 @@
       <w:ind/>
     </w:pPr>
   </w:style>
-  <w:style w:type="character" w:styleId="176">
+  <w:style w:type="character" w:styleId="896">
     <w:name w:val="Header Char"/>
-    <w:basedOn w:val="147"/>
-    <w:link w:val="175"/>
+    <w:basedOn w:val="869"/>
+    <w:link w:val="895"/>
     <w:uiPriority w:val="99"/>
     <w:pPr>
       <w:pBdr/>
@@ -32397,10 +32708,10 @@
       <w:ind/>
     </w:pPr>
   </w:style>
-  <w:style w:type="paragraph" w:styleId="177">
+  <w:style w:type="paragraph" w:styleId="897">
     <w:name w:val="Footer"/>
-    <w:basedOn w:val="697"/>
-    <w:link w:val="178"/>
+    <w:basedOn w:val="919"/>
+    <w:link w:val="898"/>
     <w:uiPriority w:val="99"/>
     <w:unhideWhenUsed/>
     <w:pPr>
@@ -32413,10 +32724,10 @@
       <w:ind/>
     </w:pPr>
   </w:style>
-  <w:style w:type="character" w:styleId="178">
+  <w:style w:type="character" w:styleId="898">
     <w:name w:val="Footer Char"/>
-    <w:basedOn w:val="147"/>
-    <w:link w:val="177"/>
+    <w:basedOn w:val="869"/>
+    <w:link w:val="897"/>
     <w:uiPriority w:val="99"/>
     <w:pPr>
       <w:pBdr/>
@@ -32424,10 +32735,10 @@
       <w:ind/>
     </w:pPr>
   </w:style>
-  <w:style w:type="paragraph" w:styleId="179">
+  <w:style w:type="paragraph" w:styleId="899">
     <w:name w:val="Caption"/>
-    <w:basedOn w:val="697"/>
-    <w:next w:val="697"/>
+    <w:basedOn w:val="919"/>
+    <w:next w:val="919"/>
     <w:uiPriority w:val="35"/>
     <w:unhideWhenUsed/>
     <w:qFormat/>
@@ -32444,10 +32755,10 @@
       <w:szCs w:val="18"/>
     </w:rPr>
   </w:style>
-  <w:style w:type="paragraph" w:styleId="180">
+  <w:style w:type="paragraph" w:styleId="900">
     <w:name w:val="footnote text"/>
-    <w:basedOn w:val="697"/>
-    <w:link w:val="181"/>
+    <w:basedOn w:val="919"/>
+    <w:link w:val="901"/>
     <w:uiPriority w:val="99"/>
     <w:semiHidden/>
     <w:unhideWhenUsed/>
@@ -32461,10 +32772,10 @@
       <w:szCs w:val="20"/>
     </w:rPr>
   </w:style>
-  <w:style w:type="character" w:styleId="181">
+  <w:style w:type="character" w:styleId="901">
     <w:name w:val="Footnote Text Char"/>
-    <w:basedOn w:val="147"/>
-    <w:link w:val="180"/>
+    <w:basedOn w:val="869"/>
+    <w:link w:val="900"/>
     <w:uiPriority w:val="99"/>
     <w:semiHidden/>
     <w:pPr>
@@ -32477,9 +32788,9 @@
       <w:szCs w:val="20"/>
     </w:rPr>
   </w:style>
-  <w:style w:type="character" w:styleId="182">
+  <w:style w:type="character" w:styleId="902">
     <w:name w:val="footnote reference"/>
-    <w:basedOn w:val="147"/>
+    <w:basedOn w:val="869"/>
     <w:uiPriority w:val="99"/>
     <w:semiHidden/>
     <w:unhideWhenUsed/>
@@ -32492,10 +32803,10 @@
       <w:vertAlign w:val="superscript"/>
     </w:rPr>
   </w:style>
-  <w:style w:type="paragraph" w:styleId="183">
+  <w:style w:type="paragraph" w:styleId="903">
     <w:name w:val="endnote text"/>
-    <w:basedOn w:val="697"/>
-    <w:link w:val="184"/>
+    <w:basedOn w:val="919"/>
+    <w:link w:val="904"/>
     <w:uiPriority w:val="99"/>
     <w:semiHidden/>
     <w:unhideWhenUsed/>
@@ -32509,10 +32820,10 @@
       <w:szCs w:val="20"/>
     </w:rPr>
   </w:style>
-  <w:style w:type="character" w:styleId="184">
+  <w:style w:type="character" w:styleId="904">
     <w:name w:val="Endnote Text Char"/>
-    <w:basedOn w:val="147"/>
-    <w:link w:val="183"/>
+    <w:basedOn w:val="869"/>
+    <w:link w:val="903"/>
     <w:uiPriority w:val="99"/>
     <w:semiHidden/>
     <w:pPr>
@@ -32525,9 +32836,9 @@
       <w:szCs w:val="20"/>
     </w:rPr>
   </w:style>
-  <w:style w:type="character" w:styleId="185">
+  <w:style w:type="character" w:styleId="905">
     <w:name w:val="endnote reference"/>
-    <w:basedOn w:val="147"/>
+    <w:basedOn w:val="869"/>
     <w:uiPriority w:val="99"/>
     <w:semiHidden/>
     <w:unhideWhenUsed/>
@@ -32540,9 +32851,9 @@
       <w:vertAlign w:val="superscript"/>
     </w:rPr>
   </w:style>
-  <w:style w:type="character" w:styleId="186">
+  <w:style w:type="character" w:styleId="906">
     <w:name w:val="Hyperlink"/>
-    <w:basedOn w:val="147"/>
+    <w:basedOn w:val="869"/>
     <w:uiPriority w:val="99"/>
     <w:unhideWhenUsed/>
     <w:pPr>
@@ -32555,9 +32866,9 @@
       <w:u w:val="single"/>
     </w:rPr>
   </w:style>
-  <w:style w:type="character" w:styleId="187">
+  <w:style w:type="character" w:styleId="907">
     <w:name w:val="FollowedHyperlink"/>
-    <w:basedOn w:val="147"/>
+    <w:basedOn w:val="869"/>
     <w:uiPriority w:val="99"/>
     <w:semiHidden/>
     <w:unhideWhenUsed/>
@@ -32571,10 +32882,10 @@
       <w:u w:val="single"/>
     </w:rPr>
   </w:style>
-  <w:style w:type="paragraph" w:styleId="188">
+  <w:style w:type="paragraph" w:styleId="908">
     <w:name w:val="toc 1"/>
-    <w:basedOn w:val="697"/>
-    <w:next w:val="697"/>
+    <w:basedOn w:val="919"/>
+    <w:next w:val="919"/>
     <w:uiPriority w:val="39"/>
     <w:unhideWhenUsed/>
     <w:pPr>
@@ -32583,10 +32894,10 @@
       <w:ind/>
     </w:pPr>
   </w:style>
-  <w:style w:type="paragraph" w:styleId="189">
+  <w:style w:type="paragraph" w:styleId="909">
     <w:name w:val="toc 2"/>
-    <w:basedOn w:val="697"/>
-    <w:next w:val="697"/>
+    <w:basedOn w:val="919"/>
+    <w:next w:val="919"/>
     <w:uiPriority w:val="39"/>
     <w:unhideWhenUsed/>
     <w:pPr>
@@ -32595,10 +32906,10 @@
       <w:ind w:left="220"/>
     </w:pPr>
   </w:style>
-  <w:style w:type="paragraph" w:styleId="190">
+  <w:style w:type="paragraph" w:styleId="910">
     <w:name w:val="toc 3"/>
-    <w:basedOn w:val="697"/>
-    <w:next w:val="697"/>
+    <w:basedOn w:val="919"/>
+    <w:next w:val="919"/>
     <w:uiPriority w:val="39"/>
     <w:unhideWhenUsed/>
     <w:pPr>
@@ -32607,10 +32918,10 @@
       <w:ind w:left="440"/>
     </w:pPr>
   </w:style>
-  <w:style w:type="paragraph" w:styleId="191">
+  <w:style w:type="paragraph" w:styleId="911">
     <w:name w:val="toc 4"/>
-    <w:basedOn w:val="697"/>
-    <w:next w:val="697"/>
+    <w:basedOn w:val="919"/>
+    <w:next w:val="919"/>
     <w:uiPriority w:val="39"/>
     <w:unhideWhenUsed/>
     <w:pPr>
@@ -32619,10 +32930,10 @@
       <w:ind w:left="660"/>
     </w:pPr>
   </w:style>
-  <w:style w:type="paragraph" w:styleId="192">
+  <w:style w:type="paragraph" w:styleId="912">
     <w:name w:val="toc 5"/>
-    <w:basedOn w:val="697"/>
-    <w:next w:val="697"/>
+    <w:basedOn w:val="919"/>
+    <w:next w:val="919"/>
     <w:uiPriority w:val="39"/>
     <w:unhideWhenUsed/>
     <w:pPr>
@@ -32631,10 +32942,10 @@
       <w:ind w:left="880"/>
     </w:pPr>
   </w:style>
-  <w:style w:type="paragraph" w:styleId="193">
+  <w:style w:type="paragraph" w:styleId="913">
     <w:name w:val="toc 6"/>
-    <w:basedOn w:val="697"/>
-    <w:next w:val="697"/>
+    <w:basedOn w:val="919"/>
+    <w:next w:val="919"/>
     <w:uiPriority w:val="39"/>
     <w:unhideWhenUsed/>
     <w:pPr>
@@ -32643,10 +32954,10 @@
       <w:ind w:left="1100"/>
     </w:pPr>
   </w:style>
-  <w:style w:type="paragraph" w:styleId="194">
+  <w:style w:type="paragraph" w:styleId="914">
     <w:name w:val="toc 7"/>
-    <w:basedOn w:val="697"/>
-    <w:next w:val="697"/>
+    <w:basedOn w:val="919"/>
+    <w:next w:val="919"/>
     <w:uiPriority w:val="39"/>
     <w:unhideWhenUsed/>
     <w:pPr>
@@ -32655,10 +32966,10 @@
       <w:ind w:left="1320"/>
     </w:pPr>
   </w:style>
-  <w:style w:type="paragraph" w:styleId="195">
+  <w:style w:type="paragraph" w:styleId="915">
     <w:name w:val="toc 8"/>
-    <w:basedOn w:val="697"/>
-    <w:next w:val="697"/>
+    <w:basedOn w:val="919"/>
+    <w:next w:val="919"/>
     <w:uiPriority w:val="39"/>
     <w:unhideWhenUsed/>
     <w:pPr>
@@ -32667,10 +32978,10 @@
       <w:ind w:left="1540"/>
     </w:pPr>
   </w:style>
-  <w:style w:type="paragraph" w:styleId="196">
+  <w:style w:type="paragraph" w:styleId="916">
     <w:name w:val="toc 9"/>
-    <w:basedOn w:val="697"/>
-    <w:next w:val="697"/>
+    <w:basedOn w:val="919"/>
+    <w:next w:val="919"/>
     <w:uiPriority w:val="39"/>
     <w:unhideWhenUsed/>
     <w:pPr>
@@ -32679,7 +32990,7 @@
       <w:ind w:left="1760"/>
     </w:pPr>
   </w:style>
-  <w:style w:type="paragraph" w:styleId="206">
+  <w:style w:type="paragraph" w:styleId="917">
     <w:name w:val="TOC Heading"/>
     <w:uiPriority w:val="39"/>
     <w:unhideWhenUsed/>
@@ -32689,10 +33000,10 @@
       <w:ind/>
     </w:pPr>
   </w:style>
-  <w:style w:type="paragraph" w:styleId="207">
+  <w:style w:type="paragraph" w:styleId="918">
     <w:name w:val="table of figures"/>
-    <w:basedOn w:val="697"/>
-    <w:next w:val="697"/>
+    <w:basedOn w:val="919"/>
+    <w:next w:val="919"/>
     <w:uiPriority w:val="99"/>
     <w:unhideWhenUsed/>
     <w:pPr>
@@ -32701,7 +33012,7 @@
       <w:ind/>
     </w:pPr>
   </w:style>
-  <w:style w:type="paragraph" w:styleId="697" w:default="1">
+  <w:style w:type="paragraph" w:styleId="919" w:default="1">
     <w:name w:val="Normal"/>
     <w:pPr>
       <w:pBdr/>
@@ -32709,7 +33020,7 @@
       <w:ind/>
     </w:pPr>
   </w:style>
-  <w:style w:type="table" w:styleId="698">
+  <w:style w:type="table" w:styleId="920">
     <w:name w:val="Table Normal"/>
     <w:pPr>
       <w:pBdr/>
@@ -32892,10 +33203,10 @@
       </w:tcPr>
     </w:tblStylePr>
   </w:style>
-  <w:style w:type="paragraph" w:styleId="699">
+  <w:style w:type="paragraph" w:styleId="921">
     <w:name w:val="Heading 1"/>
-    <w:basedOn w:val="697"/>
-    <w:next w:val="697"/>
+    <w:basedOn w:val="919"/>
+    <w:next w:val="919"/>
     <w:pPr>
       <w:keepNext w:val="true"/>
       <w:keepLines w:val="true"/>
@@ -32912,10 +33223,10 @@
       <w:szCs w:val="28"/>
     </w:rPr>
   </w:style>
-  <w:style w:type="paragraph" w:styleId="700">
+  <w:style w:type="paragraph" w:styleId="922">
     <w:name w:val="Heading 2"/>
-    <w:basedOn w:val="697"/>
-    <w:next w:val="697"/>
+    <w:basedOn w:val="919"/>
+    <w:next w:val="919"/>
     <w:pPr>
       <w:keepNext w:val="true"/>
       <w:keepLines w:val="true"/>
@@ -32932,10 +33243,10 @@
       <w:szCs w:val="24"/>
     </w:rPr>
   </w:style>
-  <w:style w:type="paragraph" w:styleId="701">
+  <w:style w:type="paragraph" w:styleId="923">
     <w:name w:val="Heading 3"/>
-    <w:basedOn w:val="697"/>
-    <w:next w:val="697"/>
+    <w:basedOn w:val="919"/>
+    <w:next w:val="919"/>
     <w:pPr>
       <w:keepNext w:val="true"/>
       <w:keepLines w:val="true"/>
@@ -32950,10 +33261,10 @@
       <w:color w:val="353744"/>
     </w:rPr>
   </w:style>
-  <w:style w:type="paragraph" w:styleId="702">
+  <w:style w:type="paragraph" w:styleId="924">
     <w:name w:val="Heading 4"/>
-    <w:basedOn w:val="697"/>
-    <w:next w:val="697"/>
+    <w:basedOn w:val="919"/>
+    <w:next w:val="919"/>
     <w:pPr>
       <w:keepNext w:val="true"/>
       <w:keepLines w:val="true"/>
@@ -32970,10 +33281,10 @@
       <w:u w:val="single"/>
     </w:rPr>
   </w:style>
-  <w:style w:type="paragraph" w:styleId="703">
+  <w:style w:type="paragraph" w:styleId="925">
     <w:name w:val="Heading 5"/>
-    <w:basedOn w:val="697"/>
-    <w:next w:val="697"/>
+    <w:basedOn w:val="919"/>
+    <w:next w:val="919"/>
     <w:pPr>
       <w:keepNext w:val="true"/>
       <w:keepLines w:val="true"/>
@@ -32989,10 +33300,10 @@
       <w:szCs w:val="22"/>
     </w:rPr>
   </w:style>
-  <w:style w:type="paragraph" w:styleId="704">
+  <w:style w:type="paragraph" w:styleId="926">
     <w:name w:val="Heading 6"/>
-    <w:basedOn w:val="697"/>
-    <w:next w:val="697"/>
+    <w:basedOn w:val="919"/>
+    <w:next w:val="919"/>
     <w:pPr>
       <w:keepNext w:val="true"/>
       <w:keepLines w:val="true"/>
@@ -33009,10 +33320,10 @@
       <w:szCs w:val="22"/>
     </w:rPr>
   </w:style>
-  <w:style w:type="paragraph" w:styleId="705">
+  <w:style w:type="paragraph" w:styleId="927">
     <w:name w:val="Title"/>
-    <w:basedOn w:val="697"/>
-    <w:next w:val="697"/>
+    <w:basedOn w:val="919"/>
+    <w:next w:val="919"/>
     <w:pPr>
       <w:keepNext w:val="true"/>
       <w:keepLines w:val="true"/>
@@ -33028,10 +33339,10 @@
       <w:szCs w:val="60"/>
     </w:rPr>
   </w:style>
-  <w:style w:type="paragraph" w:styleId="706">
+  <w:style w:type="paragraph" w:styleId="928">
     <w:name w:val="Subtitle"/>
-    <w:basedOn w:val="697"/>
-    <w:next w:val="697"/>
+    <w:basedOn w:val="919"/>
+    <w:next w:val="919"/>
     <w:pPr>
       <w:keepNext w:val="true"/>
       <w:keepLines w:val="true"/>
